--- a/challenge.docx
+++ b/challenge.docx
@@ -1,12 +1,12 @@
 
 <file path=word/document.xml><?xml version="1.0" encoding="utf-8"?>
-<w:document xmlns:wpc="http://schemas.microsoft.com/office/word/2010/wordprocessingCanvas" xmlns:cx="http://schemas.microsoft.com/office/drawing/2014/chartex" xmlns:cx1="http://schemas.microsoft.com/office/drawing/2015/9/8/chartex" xmlns:cx2="http://schemas.microsoft.com/office/drawing/2015/10/21/chartex" xmlns:cx3="http://schemas.microsoft.com/office/drawing/2016/5/9/chartex" xmlns:cx4="http://schemas.microsoft.com/office/drawing/2016/5/10/chartex" xmlns:cx5="http://schemas.microsoft.com/office/drawing/2016/5/11/chartex" xmlns:cx6="http://schemas.microsoft.com/office/drawing/2016/5/12/chartex" xmlns:cx7="http://schemas.microsoft.com/office/drawing/2016/5/13/chartex" xmlns:cx8="http://schemas.microsoft.com/office/drawing/2016/5/14/chartex" xmlns:mc="http://schemas.openxmlformats.org/markup-compatibility/2006" xmlns:aink="http://schemas.microsoft.com/office/drawing/2016/ink" xmlns:am3d="http://schemas.microsoft.com/office/drawing/2017/model3d" xmlns:o="urn:schemas-microsoft-com:office:office" xmlns:oel="http://schemas.microsoft.com/office/2019/extlst" xmlns:r="http://schemas.openxmlformats.org/officeDocument/2006/relationships" xmlns:m="http://schemas.openxmlformats.org/officeDocument/2006/math" xmlns:v="urn:schemas-microsoft-com:vml" xmlns:wp14="http://schemas.microsoft.com/office/word/2010/wordprocessingDrawing" xmlns:wp="http://schemas.openxmlformats.org/drawingml/2006/wordprocessingDrawing" xmlns:w10="urn:schemas-microsoft-com:office:word" xmlns:w="http://schemas.openxmlformats.org/wordprocessingml/2006/main" xmlns:w14="http://schemas.microsoft.com/office/word/2010/wordml" xmlns:w15="http://schemas.microsoft.com/office/word/2012/wordml" xmlns:w16cex="http://schemas.microsoft.com/office/word/2018/wordml/cex" xmlns:w16cid="http://schemas.microsoft.com/office/word/2016/wordml/cid" xmlns:w16="http://schemas.microsoft.com/office/word/2018/wordml" xmlns:w16du="http://schemas.microsoft.com/office/word/2023/wordml/word16du" xmlns:w16sdtdh="http://schemas.microsoft.com/office/word/2020/wordml/sdtdatahash" xmlns:w16sdtfl="http://schemas.microsoft.com/office/word/2024/wordml/sdtformatlock" xmlns:w16se="http://schemas.microsoft.com/office/word/2015/wordml/symex" xmlns:wpg="http://schemas.microsoft.com/office/word/2010/wordprocessingGroup" xmlns:wpi="http://schemas.microsoft.com/office/word/2010/wordprocessingInk" xmlns:wne="http://schemas.microsoft.com/office/word/2006/wordml" xmlns:wps="http://schemas.microsoft.com/office/word/2010/wordprocessingShape" xmlns:a="http://schemas.openxmlformats.org/drawingml/2006/main" xmlns:pic="http://schemas.openxmlformats.org/drawingml/2006/picture" xmlns:a14="http://schemas.microsoft.com/office/drawing/2010/main" mc:Ignorable="w14 w15 w16se w16cid w16 w16cex w16sdtdh w16sdtfl w16du wp14">
+<w:document xmlns:wpc="http://schemas.microsoft.com/office/word/2010/wordprocessingCanvas" xmlns:cx="http://schemas.microsoft.com/office/drawing/2014/chartex" xmlns:cx1="http://schemas.microsoft.com/office/drawing/2015/9/8/chartex" xmlns:cx2="http://schemas.microsoft.com/office/drawing/2015/10/21/chartex" xmlns:cx3="http://schemas.microsoft.com/office/drawing/2016/5/9/chartex" xmlns:cx4="http://schemas.microsoft.com/office/drawing/2016/5/10/chartex" xmlns:cx5="http://schemas.microsoft.com/office/drawing/2016/5/11/chartex" xmlns:cx6="http://schemas.microsoft.com/office/drawing/2016/5/12/chartex" xmlns:cx7="http://schemas.microsoft.com/office/drawing/2016/5/13/chartex" xmlns:cx8="http://schemas.microsoft.com/office/drawing/2016/5/14/chartex" xmlns:mc="http://schemas.openxmlformats.org/markup-compatibility/2006" xmlns:aink="http://schemas.microsoft.com/office/drawing/2016/ink" xmlns:am3d="http://schemas.microsoft.com/office/drawing/2017/model3d" xmlns:o="urn:schemas-microsoft-com:office:office" xmlns:oel="http://schemas.microsoft.com/office/2019/extlst" xmlns:r="http://schemas.openxmlformats.org/officeDocument/2006/relationships" xmlns:m="http://schemas.openxmlformats.org/officeDocument/2006/math" xmlns:v="urn:schemas-microsoft-com:vml" xmlns:wp14="http://schemas.microsoft.com/office/word/2010/wordprocessingDrawing" xmlns:wp="http://schemas.openxmlformats.org/drawingml/2006/wordprocessingDrawing" xmlns:w10="urn:schemas-microsoft-com:office:word" xmlns:w="http://schemas.openxmlformats.org/wordprocessingml/2006/main" xmlns:w14="http://schemas.microsoft.com/office/word/2010/wordml" xmlns:w15="http://schemas.microsoft.com/office/word/2012/wordml" xmlns:w16cex="http://schemas.microsoft.com/office/word/2018/wordml/cex" xmlns:w16cid="http://schemas.microsoft.com/office/word/2016/wordml/cid" xmlns:w16="http://schemas.microsoft.com/office/word/2018/wordml" xmlns:w16du="http://schemas.microsoft.com/office/word/2023/wordml/word16du" xmlns:w16sdtdh="http://schemas.microsoft.com/office/word/2020/wordml/sdtdatahash" xmlns:w16sdtfl="http://schemas.microsoft.com/office/word/2024/wordml/sdtformatlock" xmlns:w16se="http://schemas.microsoft.com/office/word/2015/wordml/symex" xmlns:wpg="http://schemas.microsoft.com/office/word/2010/wordprocessingGroup" xmlns:wpi="http://schemas.microsoft.com/office/word/2010/wordprocessingInk" xmlns:wne="http://schemas.microsoft.com/office/word/2006/wordml" xmlns:wps="http://schemas.microsoft.com/office/word/2010/wordprocessingShape" mc:Ignorable="w14 w15 w16se w16cid w16 w16cex w16sdtdh w16sdtfl w16du wp14">
   <w:body>
     <w:p>
       <w:pPr>
         <w:pStyle w:val="Heading1"/>
       </w:pPr>
-      <w:bookmarkStart w:name="Xba60e08bcbef1853006cba2f2b3fa5b185154f8" w:id="0"/>
+      <w:bookmarkStart w:id="0" w:name="Xba60e08bcbef1853006cba2f2b3fa5b185154f8"/>
       <w:r>
         <w:t>Quantum Optimization Showdown: DQI vs QAOA on Trapped-Ion Hardware</w:t>
       </w:r>
@@ -38,8 +38,13 @@
         <w:rPr>
           <w:noProof/>
         </w:rPr>
-        <w:pict w14:anchorId="23CE8310">
-          <v:rect id="_x0000_i1031" style="width:468pt;height:.05pt;mso-width-percent:0;mso-height-percent:0;mso-width-percent:0;mso-height-percent:0" alt="" o:hr="t" o:hrstd="t" o:hralign="center"/>
+      </w:r>
+      <w:r>
+        <w:pict w14:anchorId="07EF65AF">
+          <v:rect id="Horizontal Line 1" o:spid="_x0000_s1030" style="width:468pt;height:.05pt;visibility:visible;mso-wrap-style:square;mso-left-percent:-10001;mso-top-percent:-10001;mso-position-horizontal:absolute;mso-position-horizontal-relative:char;mso-position-vertical:absolute;mso-position-vertical-relative:line;mso-left-percent:-10001;mso-top-percent:-10001;v-text-anchor:top" o:gfxdata="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" filled="f">
+            <o:lock v:ext="edit" rotation="t" aspectratio="t" verticies="t" text="t" shapetype="t"/>
+            <w10:anchorlock/>
+          </v:rect>
         </w:pict>
       </w:r>
     </w:p>
@@ -47,7 +52,7 @@
       <w:pPr>
         <w:pStyle w:val="Heading2"/>
       </w:pPr>
-      <w:bookmarkStart w:name="the-challenge" w:id="1"/>
+      <w:bookmarkStart w:id="1" w:name="the-challenge"/>
       <w:r>
         <w:t>The Challenge</w:t>
       </w:r>
@@ -75,7 +80,10 @@
         <w:t>benchmark Decoded Quantum Interferometry (DQI) against the Quantum Approximate Optimization Algorithm (QAOA)</w:t>
       </w:r>
       <w:r>
-        <w:t xml:space="preserve"> on P&amp;C insurance product bundling optimization instances of increasing size, running on Quantinuum’s H-series trapped-ion emulator.</w:t>
+        <w:t xml:space="preserve"> on P&amp;C insurance product bundling optimization instances of increasing size, </w:t>
+      </w:r>
+      <w:r>
+        <w:t>running on Quantinuum’s trapped-ion platform using the Guppy language and Selene emulator.</w:t>
       </w:r>
     </w:p>
     <w:p>
@@ -83,8 +91,13 @@
         <w:rPr>
           <w:noProof/>
         </w:rPr>
-        <w:pict w14:anchorId="7EABFAA1">
-          <v:rect id="_x0000_i1030" style="width:468pt;height:.05pt;mso-width-percent:0;mso-height-percent:0;mso-width-percent:0;mso-height-percent:0" alt="" o:hr="t" o:hrstd="t" o:hralign="center"/>
+      </w:r>
+      <w:r>
+        <w:pict w14:anchorId="0E37C299">
+          <v:rect id="Horizontal Line 2" o:spid="_x0000_s1029" style="width:468pt;height:.05pt;visibility:visible;mso-wrap-style:square;mso-left-percent:-10001;mso-top-percent:-10001;mso-position-horizontal:absolute;mso-position-horizontal-relative:char;mso-position-vertical:absolute;mso-position-vertical-relative:line;mso-left-percent:-10001;mso-top-percent:-10001;v-text-anchor:top" o:gfxdata="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" filled="f">
+            <o:lock v:ext="edit" rotation="t" aspectratio="t" verticies="t" text="t" shapetype="t"/>
+            <w10:anchorlock/>
+          </v:rect>
         </w:pict>
       </w:r>
     </w:p>
@@ -92,7 +105,7 @@
       <w:pPr>
         <w:pStyle w:val="Heading2"/>
       </w:pPr>
-      <w:bookmarkStart w:name="background" w:id="2"/>
+      <w:bookmarkStart w:id="2" w:name="background"/>
       <w:bookmarkEnd w:id="1"/>
       <w:r>
         <w:t>Background</w:t>
@@ -159,8 +172,13 @@
         <w:rPr>
           <w:noProof/>
         </w:rPr>
-        <w:pict w14:anchorId="105517C0">
-          <v:rect id="_x0000_i1029" style="width:468pt;height:.05pt;mso-width-percent:0;mso-height-percent:0;mso-width-percent:0;mso-height-percent:0" alt="" o:hr="t" o:hrstd="t" o:hralign="center"/>
+      </w:r>
+      <w:r>
+        <w:pict w14:anchorId="641704FF">
+          <v:rect id="Horizontal Line 3" o:spid="_x0000_s1028" style="width:468pt;height:.05pt;visibility:visible;mso-wrap-style:square;mso-left-percent:-10001;mso-top-percent:-10001;mso-position-horizontal:absolute;mso-position-horizontal-relative:char;mso-position-vertical:absolute;mso-position-vertical-relative:line;mso-left-percent:-10001;mso-top-percent:-10001;v-text-anchor:top" o:gfxdata="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" filled="f">
+            <o:lock v:ext="edit" rotation="t" aspectratio="t" verticies="t" text="t" shapetype="t"/>
+            <w10:anchorlock/>
+          </v:rect>
         </w:pict>
       </w:r>
     </w:p>
@@ -168,7 +186,7 @@
       <w:pPr>
         <w:pStyle w:val="Heading2"/>
       </w:pPr>
-      <w:bookmarkStart w:name="X536e8e00a1e744f8cc8c99c2081346a21e7b1b9" w:id="3"/>
+      <w:bookmarkStart w:id="3" w:name="X536e8e00a1e744f8cc8c99c2081346a21e7b1b9"/>
       <w:bookmarkEnd w:id="2"/>
       <w:r>
         <w:t>The Use Case: P&amp;C Insurance Product Bundling</w:t>
@@ -178,7 +196,7 @@
       <w:pPr>
         <w:pStyle w:val="Heading3"/>
       </w:pPr>
-      <w:bookmarkStart w:name="the-business-problem" w:id="4"/>
+      <w:bookmarkStart w:id="4" w:name="the-business-problem"/>
       <w:r>
         <w:t>The Business Problem</w:t>
       </w:r>
@@ -223,7 +241,7 @@
       <w:pPr>
         <w:pStyle w:val="Heading2"/>
       </w:pPr>
-      <w:bookmarkStart w:name="instance-generation" w:id="5"/>
+      <w:bookmarkStart w:id="5" w:name="instance-generation"/>
       <w:bookmarkEnd w:id="3"/>
       <w:bookmarkEnd w:id="4"/>
       <w:r>
@@ -247,8 +265,13 @@
         <w:rPr>
           <w:noProof/>
         </w:rPr>
-        <w:pict w14:anchorId="7820BB20">
-          <v:rect id="_x0000_i1028" style="width:468pt;height:.05pt;mso-width-percent:0;mso-height-percent:0;mso-width-percent:0;mso-height-percent:0" alt="" o:hr="t" o:hrstd="t" o:hralign="center"/>
+      </w:r>
+      <w:r>
+        <w:pict w14:anchorId="3C7269DB">
+          <v:rect id="Horizontal Line 4" o:spid="_x0000_s1027" style="width:468pt;height:.05pt;visibility:visible;mso-wrap-style:square;mso-left-percent:-10001;mso-top-percent:-10001;mso-position-horizontal:absolute;mso-position-horizontal-relative:char;mso-position-vertical:absolute;mso-position-vertical-relative:line;mso-left-percent:-10001;mso-top-percent:-10001;v-text-anchor:top" o:gfxdata="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" filled="f">
+            <o:lock v:ext="edit" rotation="t" aspectratio="t" verticies="t" text="t" shapetype="t"/>
+            <w10:anchorlock/>
+          </v:rect>
         </w:pict>
       </w:r>
     </w:p>
@@ -256,7 +279,7 @@
       <w:pPr>
         <w:pStyle w:val="Heading2"/>
       </w:pPr>
-      <w:bookmarkStart w:name="what-you-must-deliver" w:id="6"/>
+      <w:bookmarkStart w:id="6" w:name="what-you-must-deliver"/>
       <w:bookmarkEnd w:id="5"/>
       <w:r>
         <w:t>What You Must Deliver</w:t>
@@ -266,7 +289,7 @@
       <w:pPr>
         <w:pStyle w:val="Heading3"/>
       </w:pPr>
-      <w:bookmarkStart w:name="implement-both-algorithms" w:id="7"/>
+      <w:bookmarkStart w:id="7" w:name="implement-both-algorithms"/>
       <w:r>
         <w:t>1. Implement Both Algorithms</w:t>
       </w:r>
@@ -317,7 +340,7 @@
       <w:pPr>
         <w:pStyle w:val="Heading3"/>
       </w:pPr>
-      <w:bookmarkStart w:name="benchmark-across-problem-sizes" w:id="8"/>
+      <w:bookmarkStart w:id="8" w:name="benchmark-across-problem-sizes"/>
       <w:bookmarkEnd w:id="7"/>
       <w:r>
         <w:t>2. Benchmark Across Problem Sizes</w:t>
@@ -442,7 +465,7 @@
               <w:pStyle w:val="Compact"/>
             </w:pPr>
             <w:r>
-              <w:t>Wall-clock time and/or number of circuit evaluations to reach a target solution quality.</w:t>
+              <w:t>Proxy metrics that mimic wall-clock time and/or number of circuit evaluations to reach a target solution quality.</w:t>
             </w:r>
           </w:p>
         </w:tc>
@@ -460,7 +483,7 @@
       <w:pPr>
         <w:pStyle w:val="Heading3"/>
       </w:pPr>
-      <w:bookmarkStart w:name="analysis-and-presentation" w:id="9"/>
+      <w:bookmarkStart w:id="9" w:name="analysis-and-presentation"/>
       <w:bookmarkEnd w:id="8"/>
       <w:r>
         <w:t>3. Analysis and Presentation</w:t>
@@ -482,7 +505,7 @@
         <w:t>Scaling plots</w:t>
       </w:r>
       <w:r>
-        <w:t>: How do quality and time-to-solution scale with n for each algorithm?</w:t>
+        <w:t>: How do quality and resource-based time-to-solution proxies scale with n for each algorithm?</w:t>
       </w:r>
     </w:p>
     <w:p>
@@ -566,8 +589,13 @@
         <w:rPr>
           <w:noProof/>
         </w:rPr>
-        <w:pict w14:anchorId="78E3BDA1">
-          <v:rect id="_x0000_i1027" style="width:468pt;height:.05pt;mso-width-percent:0;mso-height-percent:0;mso-width-percent:0;mso-height-percent:0" alt="" o:hr="t" o:hrstd="t" o:hralign="center"/>
+      </w:r>
+      <w:r>
+        <w:pict w14:anchorId="08517D61">
+          <v:rect id="Horizontal Line 5" o:spid="_x0000_s1026" style="width:468pt;height:.05pt;visibility:visible;mso-wrap-style:square;mso-left-percent:-10001;mso-top-percent:-10001;mso-position-horizontal:absolute;mso-position-horizontal-relative:char;mso-position-vertical:absolute;mso-position-vertical-relative:line;mso-left-percent:-10001;mso-top-percent:-10001;v-text-anchor:top" o:gfxdata="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" filled="f">
+            <o:lock v:ext="edit" rotation="t" aspectratio="t" verticies="t" text="t" shapetype="t"/>
+            <w10:anchorlock/>
+          </v:rect>
         </w:pict>
       </w:r>
     </w:p>
@@ -575,20 +603,11 @@
       <w:pPr>
         <w:pStyle w:val="Heading2"/>
       </w:pPr>
-      <w:bookmarkStart w:name="platform-quantinuum-h-series" w:id="10"/>
+      <w:bookmarkStart w:id="10" w:name="platform-quantinuum-h-series"/>
       <w:bookmarkEnd w:id="6"/>
       <w:bookmarkEnd w:id="9"/>
       <w:r>
-        <w:rPr/>
-        <w:t xml:space="preserve">Platform: </w:t>
-      </w:r>
-      <w:r>
-        <w:rPr/>
-        <w:t>Quantinuum</w:t>
-      </w:r>
-      <w:r>
-        <w:rPr/>
-        <w:t xml:space="preserve"> Helios</w:t>
+        <w:t>Platform: Quantinuum Helios</w:t>
       </w:r>
     </w:p>
     <w:p>
@@ -596,37 +615,24 @@
         <w:pStyle w:val="FirstParagraph"/>
       </w:pPr>
       <w:r>
-        <w:rPr/>
         <w:t xml:space="preserve">You will have access to </w:t>
       </w:r>
       <w:r>
         <w:rPr>
-          <w:b w:val="1"/>
-          <w:bCs w:val="1"/>
-        </w:rPr>
-        <w:t>Quantinuum’s</w:t>
-      </w:r>
-      <w:r>
-        <w:rPr>
-          <w:b w:val="1"/>
-          <w:bCs w:val="1"/>
-        </w:rPr>
-        <w:t xml:space="preserve"> trapped-ion systems </w:t>
-      </w:r>
-      <w:r>
-        <w:rPr/>
-        <w:t xml:space="preserve">via the </w:t>
-      </w:r>
-      <w:r>
-        <w:rPr/>
-        <w:t>Guppy language and Selene emulator.</w:t>
+          <w:b/>
+          <w:bCs/>
+        </w:rPr>
+        <w:t xml:space="preserve">Quantinuum’s trapped-ion systems </w:t>
+      </w:r>
+      <w:r>
+        <w:t>via the Guppy language and Selene emulator.</w:t>
       </w:r>
     </w:p>
     <w:p>
       <w:pPr>
         <w:pStyle w:val="Heading3"/>
       </w:pPr>
-      <w:bookmarkStart w:name="why-trapped-ions" w:id="11"/>
+      <w:bookmarkStart w:id="11" w:name="why-trapped-ions"/>
       <w:r>
         <w:t>Why Trapped Ions?</w:t>
       </w:r>
@@ -649,9 +655,7 @@
         </w:trPr>
         <w:tc>
           <w:tcPr>
-            <w:cnfStyle w:val="000010000000" w:firstRow="0" w:lastRow="0" w:firstColumn="0" w:lastColumn="0" w:oddVBand="1" w:evenVBand="0" w:oddHBand="0" w:evenHBand="0" w:firstRowFirstColumn="0" w:firstRowLastColumn="0" w:lastRowFirstColumn="0" w:lastRowLastColumn="0"/>
             <w:tcW w:w="3960" w:type="dxa"/>
-            <w:tcMar/>
           </w:tcPr>
           <w:p>
             <w:pPr>
@@ -664,9 +668,7 @@
         </w:tc>
         <w:tc>
           <w:tcPr>
-            <w:cnfStyle w:val="000001000000" w:firstRow="0" w:lastRow="0" w:firstColumn="0" w:lastColumn="0" w:oddVBand="0" w:evenVBand="1" w:oddHBand="0" w:evenHBand="0" w:firstRowFirstColumn="0" w:firstRowLastColumn="0" w:lastRowFirstColumn="0" w:lastRowLastColumn="0"/>
             <w:tcW w:w="3960" w:type="dxa"/>
-            <w:tcMar/>
           </w:tcPr>
           <w:p>
             <w:pPr>
@@ -681,9 +683,7 @@
       <w:tr>
         <w:tc>
           <w:tcPr>
-            <w:cnfStyle w:val="000010000000" w:firstRow="0" w:lastRow="0" w:firstColumn="0" w:lastColumn="0" w:oddVBand="1" w:evenVBand="0" w:oddHBand="0" w:evenHBand="0" w:firstRowFirstColumn="0" w:firstRowLastColumn="0" w:lastRowFirstColumn="0" w:lastRowLastColumn="0"/>
             <w:tcW w:w="3960" w:type="dxa"/>
-            <w:tcMar/>
           </w:tcPr>
           <w:p>
             <w:pPr>
@@ -700,9 +700,7 @@
         </w:tc>
         <w:tc>
           <w:tcPr>
-            <w:cnfStyle w:val="000001000000" w:firstRow="0" w:lastRow="0" w:firstColumn="0" w:lastColumn="0" w:oddVBand="0" w:evenVBand="1" w:oddHBand="0" w:evenHBand="0" w:firstRowFirstColumn="0" w:firstRowLastColumn="0" w:lastRowFirstColumn="0" w:lastRowLastColumn="0"/>
             <w:tcW w:w="3960" w:type="dxa"/>
-            <w:tcMar/>
           </w:tcPr>
           <w:p>
             <w:pPr>
@@ -717,9 +715,7 @@
       <w:tr>
         <w:tc>
           <w:tcPr>
-            <w:cnfStyle w:val="000010000000" w:firstRow="0" w:lastRow="0" w:firstColumn="0" w:lastColumn="0" w:oddVBand="1" w:evenVBand="0" w:oddHBand="0" w:evenHBand="0" w:firstRowFirstColumn="0" w:firstRowLastColumn="0" w:lastRowFirstColumn="0" w:lastRowLastColumn="0"/>
             <w:tcW w:w="3960" w:type="dxa"/>
-            <w:tcMar/>
           </w:tcPr>
           <w:p>
             <w:pPr>
@@ -736,9 +732,7 @@
         </w:tc>
         <w:tc>
           <w:tcPr>
-            <w:cnfStyle w:val="000001000000" w:firstRow="0" w:lastRow="0" w:firstColumn="0" w:lastColumn="0" w:oddVBand="0" w:evenVBand="1" w:oddHBand="0" w:evenHBand="0" w:firstRowFirstColumn="0" w:firstRowLastColumn="0" w:lastRowFirstColumn="0" w:lastRowLastColumn="0"/>
             <w:tcW w:w="3960" w:type="dxa"/>
-            <w:tcMar/>
           </w:tcPr>
           <w:p>
             <w:pPr>
@@ -753,9 +747,7 @@
       <w:tr>
         <w:tc>
           <w:tcPr>
-            <w:cnfStyle w:val="000010000000" w:firstRow="0" w:lastRow="0" w:firstColumn="0" w:lastColumn="0" w:oddVBand="1" w:evenVBand="0" w:oddHBand="0" w:evenHBand="0" w:firstRowFirstColumn="0" w:firstRowLastColumn="0" w:lastRowFirstColumn="0" w:lastRowLastColumn="0"/>
             <w:tcW w:w="3960" w:type="dxa"/>
-            <w:tcMar/>
           </w:tcPr>
           <w:p>
             <w:pPr>
@@ -772,9 +764,7 @@
         </w:tc>
         <w:tc>
           <w:tcPr>
-            <w:cnfStyle w:val="000001000000" w:firstRow="0" w:lastRow="0" w:firstColumn="0" w:lastColumn="0" w:oddVBand="0" w:evenVBand="1" w:oddHBand="0" w:evenHBand="0" w:firstRowFirstColumn="0" w:firstRowLastColumn="0" w:lastRowFirstColumn="0" w:lastRowLastColumn="0"/>
             <w:tcW w:w="3960" w:type="dxa"/>
-            <w:tcMar/>
           </w:tcPr>
           <w:p>
             <w:pPr>
@@ -789,9 +779,7 @@
       <w:tr>
         <w:tc>
           <w:tcPr>
-            <w:cnfStyle w:val="000010000000" w:firstRow="0" w:lastRow="0" w:firstColumn="0" w:lastColumn="0" w:oddVBand="1" w:evenVBand="0" w:oddHBand="0" w:evenHBand="0" w:firstRowFirstColumn="0" w:firstRowLastColumn="0" w:lastRowFirstColumn="0" w:lastRowLastColumn="0"/>
             <w:tcW w:w="3960" w:type="dxa"/>
-            <w:tcMar/>
           </w:tcPr>
           <w:p>
             <w:pPr>
@@ -808,16 +796,13 @@
         </w:tc>
         <w:tc>
           <w:tcPr>
-            <w:cnfStyle w:val="000001000000" w:firstRow="0" w:lastRow="0" w:firstColumn="0" w:lastColumn="0" w:oddVBand="0" w:evenVBand="1" w:oddHBand="0" w:evenHBand="0" w:firstRowFirstColumn="0" w:firstRowLastColumn="0" w:lastRowFirstColumn="0" w:lastRowLastColumn="0"/>
             <w:tcW w:w="3960" w:type="dxa"/>
-            <w:tcMar/>
           </w:tcPr>
           <w:p>
             <w:pPr>
               <w:pStyle w:val="Compact"/>
             </w:pPr>
             <w:r>
-              <w:rPr/>
               <w:t>Enables advanced techniques like qubit reuse and error detection</w:t>
             </w:r>
             <w:bookmarkEnd w:id="11"/>
@@ -830,23 +815,26 @@
         <w:pStyle w:val="BodyText"/>
       </w:pPr>
       <w:r>
+        <w:rPr>
+          <w:noProof/>
+        </w:rPr>
         <w:drawing>
-          <wp:inline wp14:editId="4790545B" wp14:anchorId="29624DC3">
+          <wp:inline distT="0" distB="0" distL="0" distR="0" wp14:anchorId="29624DC3" wp14:editId="4790545B">
             <wp:extent cx="5943600" cy="3057525"/>
             <wp:effectExtent l="0" t="0" r="0" b="0"/>
             <wp:docPr id="789901998" name="drawing"/>
             <wp:cNvGraphicFramePr>
-              <a:graphicFrameLocks noChangeAspect="1"/>
+              <a:graphicFrameLocks xmlns:a="http://schemas.openxmlformats.org/drawingml/2006/main" noChangeAspect="1"/>
             </wp:cNvGraphicFramePr>
-            <a:graphic>
-              <a:graphicData xmlns:a="http://schemas.openxmlformats.org/drawingml/2006/main" uri="http://schemas.openxmlformats.org/drawingml/2006/picture">
+            <a:graphic xmlns:a="http://schemas.openxmlformats.org/drawingml/2006/main">
+              <a:graphicData uri="http://schemas.openxmlformats.org/drawingml/2006/picture">
                 <pic:pic xmlns:pic="http://schemas.openxmlformats.org/drawingml/2006/picture">
                   <pic:nvPicPr>
                     <pic:cNvPr id="789901998" name="Picture 789901998"/>
                     <pic:cNvPicPr/>
                   </pic:nvPicPr>
                   <pic:blipFill>
-                    <a:blip xmlns:r="http://schemas.openxmlformats.org/officeDocument/2006/relationships" r:embed="rId1602937492">
+                    <a:blip r:embed="rId5">
                       <a:extLst>
                         <a:ext uri="{28A0092B-C50C-407E-A947-70E740481C1C}">
                           <a14:useLocalDpi xmlns:a14="http://schemas.microsoft.com/office/drawing/2010/main"/>
@@ -878,10 +866,15 @@
         <w:pStyle w:val="BodyText"/>
       </w:pPr>
       <w:r>
-        <w:rPr/>
-        <w:t xml:space="preserve">More details about Helios Operations can be found here: </w:t>
-      </w:r>
-      <w:hyperlink r:id="R40276db0b2544779">
+        <w:t xml:space="preserve">More details about Helios </w:t>
+      </w:r>
+      <w:r>
+        <w:t>o</w:t>
+      </w:r>
+      <w:r>
+        <w:t xml:space="preserve">perations can be found here: </w:t>
+      </w:r>
+      <w:hyperlink r:id="rId6">
         <w:r>
           <w:rPr>
             <w:rStyle w:val="Hyperlink"/>
@@ -890,7 +883,6 @@
         </w:r>
       </w:hyperlink>
       <w:r>
-        <w:rPr/>
         <w:t xml:space="preserve"> </w:t>
       </w:r>
     </w:p>
@@ -899,208 +891,94 @@
         <w:pStyle w:val="Heading2"/>
       </w:pPr>
       <w:r>
-        <w:rPr/>
-        <w:t>Langua</w:t>
-      </w:r>
-      <w:r>
-        <w:rPr/>
-        <w:t xml:space="preserve">ge: </w:t>
-      </w:r>
-      <w:r>
-        <w:rPr/>
-        <w:t>Quanti</w:t>
-      </w:r>
-      <w:r>
-        <w:rPr/>
-        <w:t>nuum</w:t>
-      </w:r>
-      <w:r>
-        <w:rPr/>
-        <w:t xml:space="preserve"> Guppy</w:t>
+        <w:t>Language: Quantinuum Guppy</w:t>
       </w:r>
     </w:p>
     <w:p>
       <w:pPr>
         <w:shd w:val="clear" w:color="auto" w:fill="FFFFFF" w:themeFill="background1"/>
-        <w:spacing w:before="0" w:beforeAutospacing="off" w:after="180" w:afterAutospacing="off"/>
-      </w:pPr>
-      <w:bookmarkStart w:name="setup" w:id="13"/>
-      <w:r>
-        <w:rPr>
-          <w:rFonts w:ascii="system-ui" w:hAnsi="system-ui" w:eastAsia="system-ui" w:cs="system-ui"/>
-          <w:b w:val="0"/>
-          <w:bCs w:val="0"/>
-          <w:i w:val="0"/>
-          <w:iCs w:val="0"/>
-          <w:caps w:val="0"/>
-          <w:smallCaps w:val="0"/>
-          <w:noProof w:val="0"/>
-          <w:color w:val="000000" w:themeColor="text1" w:themeTint="FF" w:themeShade="FF"/>
-          <w:sz w:val="24"/>
-          <w:szCs w:val="24"/>
-          <w:lang w:val="en-US"/>
+        <w:spacing w:after="180"/>
+      </w:pPr>
+      <w:bookmarkStart w:id="12" w:name="setup"/>
+      <w:r>
+        <w:rPr>
+          <w:rFonts w:ascii="system-ui" w:eastAsia="system-ui" w:hAnsi="system-ui" w:cs="system-ui"/>
+          <w:color w:val="000000" w:themeColor="text1"/>
         </w:rPr>
         <w:t xml:space="preserve">Guppy is installed as the </w:t>
       </w:r>
-      <w:hyperlink r:id="R8a7846b838c94cc8">
+      <w:hyperlink r:id="rId7">
         <w:r>
           <w:rPr>
             <w:rStyle w:val="Hyperlink"/>
-            <w:rFonts w:ascii="system-ui" w:hAnsi="system-ui" w:eastAsia="system-ui" w:cs="system-ui"/>
-            <w:b w:val="0"/>
-            <w:bCs w:val="0"/>
-            <w:i w:val="0"/>
-            <w:iCs w:val="0"/>
-            <w:caps w:val="0"/>
-            <w:smallCaps w:val="0"/>
-            <w:strike w:val="0"/>
-            <w:dstrike w:val="0"/>
-            <w:noProof w:val="0"/>
+            <w:rFonts w:ascii="system-ui" w:eastAsia="system-ui" w:hAnsi="system-ui" w:cs="system-ui"/>
             <w:color w:val="2757DD"/>
-            <w:sz w:val="24"/>
-            <w:szCs w:val="24"/>
             <w:u w:val="single"/>
-            <w:lang w:val="en-US"/>
           </w:rPr>
           <w:t>guppylang</w:t>
         </w:r>
       </w:hyperlink>
       <w:r>
         <w:rPr>
-          <w:rFonts w:ascii="system-ui" w:hAnsi="system-ui" w:eastAsia="system-ui" w:cs="system-ui"/>
-          <w:b w:val="0"/>
-          <w:bCs w:val="0"/>
-          <w:i w:val="0"/>
-          <w:iCs w:val="0"/>
-          <w:caps w:val="0"/>
-          <w:smallCaps w:val="0"/>
-          <w:noProof w:val="0"/>
-          <w:color w:val="000000" w:themeColor="text1" w:themeTint="FF" w:themeShade="FF"/>
-          <w:sz w:val="24"/>
-          <w:szCs w:val="24"/>
-          <w:lang w:val="en-US"/>
-        </w:rPr>
-        <w:t xml:space="preserve"> </w:t>
-      </w:r>
-      <w:r>
-        <w:rPr>
-          <w:rFonts w:ascii="system-ui" w:hAnsi="system-ui" w:eastAsia="system-ui" w:cs="system-ui"/>
-          <w:b w:val="0"/>
-          <w:bCs w:val="0"/>
-          <w:i w:val="0"/>
-          <w:iCs w:val="0"/>
-          <w:caps w:val="0"/>
-          <w:smallCaps w:val="0"/>
-          <w:noProof w:val="0"/>
-          <w:color w:val="000000" w:themeColor="text1" w:themeTint="FF" w:themeShade="FF"/>
-          <w:sz w:val="24"/>
-          <w:szCs w:val="24"/>
-          <w:lang w:val="en-US"/>
-        </w:rPr>
-        <w:t>Python package.</w:t>
+          <w:rFonts w:ascii="system-ui" w:eastAsia="system-ui" w:hAnsi="system-ui" w:cs="system-ui"/>
+          <w:color w:val="000000" w:themeColor="text1"/>
+        </w:rPr>
+        <w:t xml:space="preserve"> Python package.</w:t>
       </w:r>
     </w:p>
     <w:p>
       <w:pPr>
         <w:shd w:val="clear" w:color="auto" w:fill="F8F8F8"/>
-        <w:spacing w:before="0" w:beforeAutospacing="off" w:after="0" w:afterAutospacing="off"/>
-        <w:rPr>
-          <w:rFonts w:ascii="Menlo" w:hAnsi="Menlo" w:eastAsia="Menlo" w:cs="Menlo"/>
-          <w:b w:val="0"/>
-          <w:bCs w:val="0"/>
-          <w:i w:val="0"/>
-          <w:iCs w:val="0"/>
-          <w:caps w:val="0"/>
-          <w:smallCaps w:val="0"/>
-          <w:noProof w:val="0"/>
-          <w:color w:val="000000" w:themeColor="text1" w:themeTint="FF" w:themeShade="FF"/>
+        <w:spacing w:after="0"/>
+        <w:rPr>
+          <w:rFonts w:ascii="Menlo" w:eastAsia="Menlo" w:hAnsi="Menlo" w:cs="Menlo"/>
+          <w:color w:val="000000" w:themeColor="text1"/>
           <w:sz w:val="19"/>
           <w:szCs w:val="19"/>
-          <w:lang w:val="en-US"/>
-        </w:rPr>
-      </w:pPr>
-      <w:r>
-        <w:rPr>
-          <w:rFonts w:ascii="Menlo" w:hAnsi="Menlo" w:eastAsia="Menlo" w:cs="Menlo"/>
-          <w:b w:val="0"/>
-          <w:bCs w:val="0"/>
-          <w:i w:val="0"/>
-          <w:iCs w:val="0"/>
-          <w:caps w:val="0"/>
-          <w:smallCaps w:val="0"/>
-          <w:noProof w:val="0"/>
-          <w:color w:val="000000" w:themeColor="text1" w:themeTint="FF" w:themeShade="FF"/>
+        </w:rPr>
+      </w:pPr>
+      <w:r>
+        <w:rPr>
+          <w:rFonts w:ascii="Menlo" w:eastAsia="Menlo" w:hAnsi="Menlo" w:cs="Menlo"/>
+          <w:color w:val="000000" w:themeColor="text1"/>
           <w:sz w:val="19"/>
           <w:szCs w:val="19"/>
-          <w:lang w:val="en-US"/>
         </w:rPr>
         <w:t>pip</w:t>
       </w:r>
       <w:r>
         <w:rPr>
-          <w:rFonts w:ascii="Menlo" w:hAnsi="Menlo" w:eastAsia="Menlo" w:cs="Menlo"/>
-          <w:b w:val="0"/>
-          <w:bCs w:val="0"/>
-          <w:i w:val="0"/>
-          <w:iCs w:val="0"/>
-          <w:caps w:val="0"/>
-          <w:smallCaps w:val="0"/>
-          <w:noProof w:val="0"/>
+          <w:rFonts w:ascii="Menlo" w:eastAsia="Menlo" w:hAnsi="Menlo" w:cs="Menlo"/>
           <w:color w:val="F8F8F8"/>
           <w:sz w:val="19"/>
           <w:szCs w:val="19"/>
-          <w:lang w:val="en-US"/>
         </w:rPr>
         <w:t xml:space="preserve"> </w:t>
       </w:r>
       <w:r>
         <w:rPr>
-          <w:rFonts w:ascii="Menlo" w:hAnsi="Menlo" w:eastAsia="Menlo" w:cs="Menlo"/>
-          <w:b w:val="0"/>
-          <w:bCs w:val="0"/>
-          <w:i w:val="0"/>
-          <w:iCs w:val="0"/>
-          <w:caps w:val="0"/>
-          <w:smallCaps w:val="0"/>
-          <w:noProof w:val="0"/>
-          <w:color w:val="000000" w:themeColor="text1" w:themeTint="FF" w:themeShade="FF"/>
+          <w:rFonts w:ascii="Menlo" w:eastAsia="Menlo" w:hAnsi="Menlo" w:cs="Menlo"/>
+          <w:color w:val="000000" w:themeColor="text1"/>
           <w:sz w:val="19"/>
           <w:szCs w:val="19"/>
-          <w:lang w:val="en-US"/>
         </w:rPr>
         <w:t>install</w:t>
       </w:r>
       <w:r>
         <w:rPr>
-          <w:rFonts w:ascii="Menlo" w:hAnsi="Menlo" w:eastAsia="Menlo" w:cs="Menlo"/>
-          <w:b w:val="0"/>
-          <w:bCs w:val="0"/>
-          <w:i w:val="0"/>
-          <w:iCs w:val="0"/>
-          <w:caps w:val="0"/>
-          <w:smallCaps w:val="0"/>
-          <w:noProof w:val="0"/>
+          <w:rFonts w:ascii="Menlo" w:eastAsia="Menlo" w:hAnsi="Menlo" w:cs="Menlo"/>
           <w:color w:val="F8F8F8"/>
           <w:sz w:val="19"/>
           <w:szCs w:val="19"/>
-          <w:lang w:val="en-US"/>
         </w:rPr>
         <w:t xml:space="preserve"> </w:t>
       </w:r>
       <w:r>
         <w:rPr>
-          <w:rFonts w:ascii="Menlo" w:hAnsi="Menlo" w:eastAsia="Menlo" w:cs="Menlo"/>
-          <w:b w:val="0"/>
-          <w:bCs w:val="0"/>
-          <w:i w:val="0"/>
-          <w:iCs w:val="0"/>
-          <w:caps w:val="0"/>
-          <w:smallCaps w:val="0"/>
-          <w:noProof w:val="0"/>
-          <w:color w:val="000000" w:themeColor="text1" w:themeTint="FF" w:themeShade="FF"/>
+          <w:rFonts w:ascii="Menlo" w:eastAsia="Menlo" w:hAnsi="Menlo" w:cs="Menlo"/>
+          <w:color w:val="000000" w:themeColor="text1"/>
           <w:sz w:val="19"/>
           <w:szCs w:val="19"/>
-          <w:lang w:val="en-US"/>
         </w:rPr>
         <w:t>guppylang</w:t>
       </w:r>
@@ -1111,22 +989,12 @@
     <w:p>
       <w:pPr>
         <w:shd w:val="clear" w:color="auto" w:fill="FFFFFF" w:themeFill="background1"/>
-        <w:spacing w:before="120" w:beforeAutospacing="off" w:after="180" w:afterAutospacing="off"/>
-      </w:pPr>
-      <w:r>
-        <w:rPr>
-          <w:rFonts w:ascii="system-ui" w:hAnsi="system-ui" w:eastAsia="system-ui" w:cs="system-ui"/>
-          <w:b w:val="0"/>
-          <w:bCs w:val="0"/>
-          <w:i w:val="0"/>
-          <w:iCs w:val="0"/>
-          <w:caps w:val="0"/>
-          <w:smallCaps w:val="0"/>
-          <w:noProof w:val="0"/>
-          <w:color w:val="000000" w:themeColor="text1" w:themeTint="FF" w:themeShade="FF"/>
-          <w:sz w:val="24"/>
-          <w:szCs w:val="24"/>
-          <w:lang w:val="en-US"/>
+        <w:spacing w:before="120" w:after="180"/>
+      </w:pPr>
+      <w:r>
+        <w:rPr>
+          <w:rFonts w:ascii="system-ui" w:eastAsia="system-ui" w:hAnsi="system-ui" w:cs="system-ui"/>
+          <w:color w:val="000000" w:themeColor="text1"/>
         </w:rPr>
         <w:t>Guppy can be used with Python versions 3.10, 3.11, 3.12, 3.13 and 3.14. The MacOS, Linux and Windows operating systems are supported.</w:t>
       </w:r>
@@ -1134,102 +1002,48 @@
     <w:p>
       <w:pPr>
         <w:shd w:val="clear" w:color="auto" w:fill="FFFFFF" w:themeFill="background1"/>
-        <w:spacing w:before="120" w:beforeAutospacing="off" w:after="180" w:afterAutospacing="off"/>
-      </w:pPr>
-      <w:r>
-        <w:rPr>
-          <w:rFonts w:ascii="system-ui" w:hAnsi="system-ui" w:eastAsia="system-ui" w:cs="system-ui"/>
-          <w:b w:val="0"/>
-          <w:bCs w:val="0"/>
-          <w:i w:val="0"/>
-          <w:iCs w:val="0"/>
-          <w:caps w:val="0"/>
-          <w:smallCaps w:val="0"/>
-          <w:noProof w:val="0"/>
-          <w:color w:val="000000" w:themeColor="text1" w:themeTint="FF" w:themeShade="FF"/>
-          <w:sz w:val="24"/>
-          <w:szCs w:val="24"/>
-          <w:lang w:val="en-US"/>
+        <w:spacing w:before="120" w:after="180"/>
+      </w:pPr>
+      <w:r>
+        <w:rPr>
+          <w:rFonts w:ascii="system-ui" w:eastAsia="system-ui" w:hAnsi="system-ui" w:cs="system-ui"/>
+          <w:color w:val="000000" w:themeColor="text1"/>
         </w:rPr>
         <w:t xml:space="preserve">The source code for Guppy can be found in a public repository on </w:t>
       </w:r>
-      <w:hyperlink r:id="Rac2560e3bb28440d">
+      <w:hyperlink r:id="rId8">
         <w:r>
           <w:rPr>
             <w:rStyle w:val="Hyperlink"/>
-            <w:rFonts w:ascii="system-ui" w:hAnsi="system-ui" w:eastAsia="system-ui" w:cs="system-ui"/>
-            <w:b w:val="0"/>
-            <w:bCs w:val="0"/>
-            <w:i w:val="0"/>
-            <w:iCs w:val="0"/>
-            <w:caps w:val="0"/>
-            <w:smallCaps w:val="0"/>
-            <w:strike w:val="0"/>
-            <w:dstrike w:val="0"/>
-            <w:noProof w:val="0"/>
+            <w:rFonts w:ascii="system-ui" w:eastAsia="system-ui" w:hAnsi="system-ui" w:cs="system-ui"/>
             <w:color w:val="2757DD"/>
-            <w:sz w:val="24"/>
-            <w:szCs w:val="24"/>
             <w:u w:val="single"/>
-            <w:lang w:val="en-US"/>
           </w:rPr>
           <w:t>GitHub</w:t>
         </w:r>
       </w:hyperlink>
       <w:r>
         <w:rPr>
-          <w:rFonts w:ascii="system-ui" w:hAnsi="system-ui" w:eastAsia="system-ui" w:cs="system-ui"/>
-          <w:b w:val="0"/>
-          <w:bCs w:val="0"/>
-          <w:i w:val="0"/>
-          <w:iCs w:val="0"/>
-          <w:caps w:val="0"/>
-          <w:smallCaps w:val="0"/>
-          <w:noProof w:val="0"/>
-          <w:color w:val="000000" w:themeColor="text1" w:themeTint="FF" w:themeShade="FF"/>
-          <w:sz w:val="24"/>
-          <w:szCs w:val="24"/>
-          <w:lang w:val="en-US"/>
+          <w:rFonts w:ascii="system-ui" w:eastAsia="system-ui" w:hAnsi="system-ui" w:cs="system-ui"/>
+          <w:color w:val="000000" w:themeColor="text1"/>
         </w:rPr>
         <w:t xml:space="preserve">. If you have a feature request or think you have found a bug, feel free to raise a </w:t>
       </w:r>
-      <w:hyperlink r:id="Rad89527af070435f">
+      <w:hyperlink r:id="rId9">
         <w:r>
           <w:rPr>
             <w:rStyle w:val="Hyperlink"/>
-            <w:rFonts w:ascii="system-ui" w:hAnsi="system-ui" w:eastAsia="system-ui" w:cs="system-ui"/>
-            <w:b w:val="0"/>
-            <w:bCs w:val="0"/>
-            <w:i w:val="0"/>
-            <w:iCs w:val="0"/>
-            <w:caps w:val="0"/>
-            <w:smallCaps w:val="0"/>
-            <w:strike w:val="0"/>
-            <w:dstrike w:val="0"/>
-            <w:noProof w:val="0"/>
+            <w:rFonts w:ascii="system-ui" w:eastAsia="system-ui" w:hAnsi="system-ui" w:cs="system-ui"/>
             <w:color w:val="2757DD"/>
-            <w:sz w:val="24"/>
-            <w:szCs w:val="24"/>
             <w:u w:val="single"/>
-            <w:lang w:val="en-US"/>
           </w:rPr>
           <w:t>GitHub issue</w:t>
         </w:r>
       </w:hyperlink>
       <w:r>
         <w:rPr>
-          <w:rFonts w:ascii="system-ui" w:hAnsi="system-ui" w:eastAsia="system-ui" w:cs="system-ui"/>
-          <w:b w:val="0"/>
-          <w:bCs w:val="0"/>
-          <w:i w:val="0"/>
-          <w:iCs w:val="0"/>
-          <w:caps w:val="0"/>
-          <w:smallCaps w:val="0"/>
-          <w:noProof w:val="0"/>
-          <w:color w:val="000000" w:themeColor="text1" w:themeTint="FF" w:themeShade="FF"/>
-          <w:sz w:val="24"/>
-          <w:szCs w:val="24"/>
-          <w:lang w:val="en-US"/>
+          <w:rFonts w:ascii="system-ui" w:eastAsia="system-ui" w:hAnsi="system-ui" w:cs="system-ui"/>
+          <w:color w:val="000000" w:themeColor="text1"/>
         </w:rPr>
         <w:t>.</w:t>
       </w:r>
@@ -1237,136 +1051,64 @@
     <w:p>
       <w:pPr>
         <w:shd w:val="clear" w:color="auto" w:fill="FFFFFF" w:themeFill="background1"/>
-        <w:spacing w:before="120" w:beforeAutospacing="off" w:after="180" w:afterAutospacing="off"/>
-      </w:pPr>
-      <w:r>
-        <w:rPr>
-          <w:rFonts w:ascii="system-ui" w:hAnsi="system-ui" w:eastAsia="system-ui" w:cs="system-ui"/>
-          <w:b w:val="0"/>
-          <w:bCs w:val="0"/>
-          <w:i w:val="0"/>
-          <w:iCs w:val="0"/>
-          <w:caps w:val="0"/>
-          <w:smallCaps w:val="0"/>
-          <w:noProof w:val="0"/>
-          <w:color w:val="000000" w:themeColor="text1" w:themeTint="FF" w:themeShade="FF"/>
-          <w:sz w:val="24"/>
-          <w:szCs w:val="24"/>
-          <w:lang w:val="en-US"/>
+        <w:spacing w:before="120" w:after="180"/>
+      </w:pPr>
+      <w:r>
+        <w:rPr>
+          <w:rFonts w:ascii="system-ui" w:eastAsia="system-ui" w:hAnsi="system-ui" w:cs="system-ui"/>
+          <w:color w:val="000000" w:themeColor="text1"/>
         </w:rPr>
         <w:t xml:space="preserve">Guppy programs can be executed on the </w:t>
       </w:r>
-      <w:hyperlink r:id="Rfbbe5ddce5ba4ed0">
+      <w:hyperlink r:id="rId10">
         <w:r>
           <w:rPr>
             <w:rStyle w:val="Hyperlink"/>
-            <w:rFonts w:ascii="system-ui" w:hAnsi="system-ui" w:eastAsia="system-ui" w:cs="system-ui"/>
-            <w:b w:val="0"/>
-            <w:bCs w:val="0"/>
-            <w:i w:val="0"/>
-            <w:iCs w:val="0"/>
-            <w:caps w:val="0"/>
-            <w:smallCaps w:val="0"/>
-            <w:strike w:val="0"/>
-            <w:dstrike w:val="0"/>
-            <w:noProof w:val="0"/>
+            <w:rFonts w:ascii="system-ui" w:eastAsia="system-ui" w:hAnsi="system-ui" w:cs="system-ui"/>
             <w:color w:val="2757DD"/>
-            <w:sz w:val="24"/>
-            <w:szCs w:val="24"/>
             <w:u w:val="single"/>
-            <w:lang w:val="en-US"/>
           </w:rPr>
           <w:t>Selene</w:t>
         </w:r>
       </w:hyperlink>
       <w:r>
         <w:rPr>
-          <w:rFonts w:ascii="system-ui" w:hAnsi="system-ui" w:eastAsia="system-ui" w:cs="system-ui"/>
-          <w:b w:val="0"/>
-          <w:bCs w:val="0"/>
-          <w:i w:val="0"/>
-          <w:iCs w:val="0"/>
-          <w:caps w:val="0"/>
-          <w:smallCaps w:val="0"/>
-          <w:noProof w:val="0"/>
-          <w:color w:val="000000" w:themeColor="text1" w:themeTint="FF" w:themeShade="FF"/>
-          <w:sz w:val="24"/>
-          <w:szCs w:val="24"/>
-          <w:lang w:val="en-US"/>
+          <w:rFonts w:ascii="system-ui" w:eastAsia="system-ui" w:hAnsi="system-ui" w:cs="system-ui"/>
+          <w:color w:val="000000" w:themeColor="text1"/>
         </w:rPr>
         <w:t xml:space="preserve"> emulator. As of the v0.21 release, Selene is now included with </w:t>
       </w:r>
       <w:r>
         <w:rPr>
-          <w:rFonts w:ascii="Menlo" w:hAnsi="Menlo" w:eastAsia="Menlo" w:cs="Menlo"/>
-          <w:b w:val="0"/>
-          <w:bCs w:val="0"/>
-          <w:i w:val="0"/>
-          <w:iCs w:val="0"/>
-          <w:caps w:val="0"/>
-          <w:smallCaps w:val="0"/>
-          <w:noProof w:val="0"/>
-          <w:color w:val="000000" w:themeColor="text1" w:themeTint="FF" w:themeShade="FF"/>
+          <w:rFonts w:ascii="Menlo" w:eastAsia="Menlo" w:hAnsi="Menlo" w:cs="Menlo"/>
+          <w:color w:val="000000" w:themeColor="text1"/>
           <w:sz w:val="19"/>
           <w:szCs w:val="19"/>
-          <w:lang w:val="en-US"/>
         </w:rPr>
         <w:t>guppylang</w:t>
       </w:r>
       <w:r>
         <w:rPr>
-          <w:rFonts w:ascii="system-ui" w:hAnsi="system-ui" w:eastAsia="system-ui" w:cs="system-ui"/>
-          <w:b w:val="0"/>
-          <w:bCs w:val="0"/>
-          <w:i w:val="0"/>
-          <w:iCs w:val="0"/>
-          <w:caps w:val="0"/>
-          <w:smallCaps w:val="0"/>
-          <w:noProof w:val="0"/>
-          <w:color w:val="000000" w:themeColor="text1" w:themeTint="FF" w:themeShade="FF"/>
-          <w:sz w:val="24"/>
-          <w:szCs w:val="24"/>
-          <w:lang w:val="en-US"/>
+          <w:rFonts w:ascii="system-ui" w:eastAsia="system-ui" w:hAnsi="system-ui" w:cs="system-ui"/>
+          <w:color w:val="000000" w:themeColor="text1"/>
         </w:rPr>
         <w:t xml:space="preserve"> and powers the </w:t>
       </w:r>
-      <w:hyperlink r:id="R26bc3285be2e455d">
+      <w:hyperlink r:id="rId11">
         <w:r>
           <w:rPr>
             <w:rStyle w:val="Hyperlink"/>
-            <w:rFonts w:ascii="system-ui" w:hAnsi="system-ui" w:eastAsia="system-ui" w:cs="system-ui"/>
-            <w:b w:val="0"/>
-            <w:bCs w:val="0"/>
-            <w:i w:val="0"/>
-            <w:iCs w:val="0"/>
-            <w:caps w:val="0"/>
-            <w:smallCaps w:val="0"/>
-            <w:strike w:val="0"/>
-            <w:dstrike w:val="0"/>
-            <w:noProof w:val="0"/>
+            <w:rFonts w:ascii="system-ui" w:eastAsia="system-ui" w:hAnsi="system-ui" w:cs="system-ui"/>
             <w:color w:val="2757DD"/>
-            <w:sz w:val="24"/>
-            <w:szCs w:val="24"/>
             <w:u w:val="single"/>
-            <w:lang w:val="en-US"/>
           </w:rPr>
           <w:t>guppylang.emulator</w:t>
         </w:r>
       </w:hyperlink>
       <w:r>
         <w:rPr>
-          <w:rFonts w:ascii="system-ui" w:hAnsi="system-ui" w:eastAsia="system-ui" w:cs="system-ui"/>
-          <w:b w:val="0"/>
-          <w:bCs w:val="0"/>
-          <w:i w:val="0"/>
-          <w:iCs w:val="0"/>
-          <w:caps w:val="0"/>
-          <w:smallCaps w:val="0"/>
-          <w:noProof w:val="0"/>
-          <w:color w:val="000000" w:themeColor="text1" w:themeTint="FF" w:themeShade="FF"/>
-          <w:sz w:val="24"/>
-          <w:szCs w:val="24"/>
-          <w:lang w:val="en-US"/>
+          <w:rFonts w:ascii="system-ui" w:eastAsia="system-ui" w:hAnsi="system-ui" w:cs="system-ui"/>
+          <w:color w:val="000000" w:themeColor="text1"/>
         </w:rPr>
         <w:t xml:space="preserve"> module under the hood.</w:t>
       </w:r>
@@ -1380,21 +1122,12 @@
       </w:pPr>
       <w:r>
         <w:rPr>
-          <w:rFonts w:ascii="system-ui" w:hAnsi="system-ui" w:eastAsia="system-ui" w:cs="system-ui" w:asciiTheme="minorAscii" w:hAnsiTheme="minorAscii" w:eastAsiaTheme="minorAscii" w:cstheme="minorBidi"/>
-          <w:b w:val="0"/>
-          <w:bCs w:val="0"/>
-          <w:i w:val="0"/>
-          <w:iCs w:val="0"/>
-          <w:caps w:val="0"/>
-          <w:smallCaps w:val="0"/>
-          <w:color w:val="000000" w:themeColor="text1" w:themeTint="FF" w:themeShade="FF"/>
-          <w:sz w:val="24"/>
-          <w:szCs w:val="24"/>
-          <w:lang w:eastAsia="en-US" w:bidi="ar-SA"/>
+          <w:rFonts w:eastAsiaTheme="minorEastAsia"/>
+          <w:color w:val="000000" w:themeColor="text1"/>
         </w:rPr>
         <w:t xml:space="preserve">Detailed instructions: </w:t>
       </w:r>
-      <w:hyperlink r:id="R4c03747f94b34d85">
+      <w:hyperlink r:id="rId12">
         <w:r>
           <w:rPr>
             <w:rStyle w:val="Hyperlink"/>
@@ -1418,17 +1151,8 @@
       </w:pPr>
       <w:r>
         <w:rPr>
-          <w:rFonts w:ascii="system-ui" w:hAnsi="system-ui" w:eastAsia="system-ui" w:cs="system-ui" w:asciiTheme="minorAscii" w:hAnsiTheme="minorAscii" w:eastAsiaTheme="minorAscii" w:cstheme="minorBidi"/>
-          <w:b w:val="0"/>
-          <w:bCs w:val="0"/>
-          <w:i w:val="0"/>
-          <w:iCs w:val="0"/>
-          <w:caps w:val="0"/>
-          <w:smallCaps w:val="0"/>
-          <w:color w:val="000000" w:themeColor="text1" w:themeTint="FF" w:themeShade="FF"/>
-          <w:sz w:val="24"/>
-          <w:szCs w:val="24"/>
-          <w:lang w:eastAsia="en-US" w:bidi="ar-SA"/>
+          <w:rFonts w:eastAsiaTheme="minorEastAsia"/>
+          <w:color w:val="000000" w:themeColor="text1"/>
         </w:rPr>
         <w:t>Guppy Examples:</w:t>
       </w:r>
@@ -1438,7 +1162,7 @@
         </w:rPr>
         <w:t xml:space="preserve"> </w:t>
       </w:r>
-      <w:hyperlink r:id="R7079b4d8ae784f30">
+      <w:hyperlink r:id="rId13">
         <w:r>
           <w:rPr>
             <w:rStyle w:val="Hyperlink"/>
@@ -1455,446 +1179,246 @@
     </w:p>
     <w:p>
       <w:pPr>
-        <w:pStyle w:val="Normal"/>
-        <w:suppressLineNumbers w:val="0"/>
         <w:shd w:val="clear" w:color="auto" w:fill="FFFFFF" w:themeFill="background1"/>
-        <w:bidi w:val="0"/>
-        <w:spacing w:before="120" w:beforeAutospacing="off" w:after="180" w:afterAutospacing="off" w:line="259" w:lineRule="auto"/>
-        <w:ind w:left="0" w:right="0"/>
-        <w:jc w:val="left"/>
-        <w:rPr>
-          <w:rFonts w:ascii="system-ui" w:hAnsi="system-ui" w:eastAsia="system-ui" w:cs="system-ui"/>
-          <w:b w:val="0"/>
-          <w:bCs w:val="0"/>
-          <w:i w:val="0"/>
-          <w:iCs w:val="0"/>
-          <w:caps w:val="0"/>
-          <w:smallCaps w:val="0"/>
-          <w:color w:val="000000" w:themeColor="text1" w:themeTint="FF" w:themeShade="FF"/>
-          <w:sz w:val="24"/>
-          <w:szCs w:val="24"/>
-        </w:rPr>
-      </w:pPr>
-      <w:r>
-        <w:rPr>
-          <w:rFonts w:ascii="system-ui" w:hAnsi="system-ui" w:eastAsia="system-ui" w:cs="system-ui"/>
-          <w:b w:val="0"/>
-          <w:bCs w:val="0"/>
-          <w:i w:val="0"/>
-          <w:iCs w:val="0"/>
-          <w:caps w:val="0"/>
-          <w:smallCaps w:val="0"/>
-          <w:color w:val="000000" w:themeColor="text1" w:themeTint="FF" w:themeShade="FF"/>
-          <w:sz w:val="24"/>
-          <w:szCs w:val="24"/>
-        </w:rPr>
-        <w:t xml:space="preserve">Detailed setup instructions and </w:t>
-      </w:r>
-      <w:r>
-        <w:rPr>
-          <w:rFonts w:ascii="system-ui" w:hAnsi="system-ui" w:eastAsia="system-ui" w:cs="system-ui"/>
-          <w:b w:val="0"/>
-          <w:bCs w:val="0"/>
-          <w:i w:val="0"/>
-          <w:iCs w:val="0"/>
-          <w:caps w:val="0"/>
-          <w:smallCaps w:val="0"/>
-          <w:color w:val="000000" w:themeColor="text1" w:themeTint="FF" w:themeShade="FF"/>
-          <w:sz w:val="24"/>
-          <w:szCs w:val="24"/>
-        </w:rPr>
-        <w:t>Quantinuum</w:t>
-      </w:r>
-      <w:r>
-        <w:rPr>
-          <w:rFonts w:ascii="system-ui" w:hAnsi="system-ui" w:eastAsia="system-ui" w:cs="system-ui"/>
-          <w:b w:val="0"/>
-          <w:bCs w:val="0"/>
-          <w:i w:val="0"/>
-          <w:iCs w:val="0"/>
-          <w:caps w:val="0"/>
-          <w:smallCaps w:val="0"/>
-          <w:color w:val="000000" w:themeColor="text1" w:themeTint="FF" w:themeShade="FF"/>
-          <w:sz w:val="24"/>
-          <w:szCs w:val="24"/>
-        </w:rPr>
-        <w:t xml:space="preserve"> account credentials will be provided at the hackathon.</w:t>
-      </w:r>
-    </w:p>
-    <w:p>
-      <w:pPr>
-        <w:pStyle w:val="Normal"/>
-      </w:pPr>
-      <w:r>
-        <w:rPr>
-          <w:rFonts w:ascii="system-ui" w:hAnsi="system-ui" w:eastAsia="system-ui" w:cs="system-ui" w:asciiTheme="minorAscii" w:hAnsiTheme="minorAscii" w:eastAsiaTheme="minorAscii" w:cstheme="minorBidi"/>
-          <w:b w:val="0"/>
-          <w:bCs w:val="0"/>
-          <w:i w:val="0"/>
-          <w:iCs w:val="0"/>
-          <w:caps w:val="0"/>
-          <w:smallCaps w:val="0"/>
-          <w:color w:val="000000" w:themeColor="text1" w:themeTint="FF" w:themeShade="FF"/>
-          <w:sz w:val="24"/>
-          <w:szCs w:val="24"/>
-          <w:lang w:eastAsia="en-US" w:bidi="ar-SA"/>
+        <w:spacing w:before="120" w:after="180" w:line="259" w:lineRule="auto"/>
+        <w:rPr>
+          <w:rFonts w:ascii="system-ui" w:eastAsia="system-ui" w:hAnsi="system-ui" w:cs="system-ui"/>
+          <w:color w:val="000000" w:themeColor="text1"/>
+        </w:rPr>
+      </w:pPr>
+      <w:r>
+        <w:rPr>
+          <w:rFonts w:ascii="system-ui" w:eastAsia="system-ui" w:hAnsi="system-ui" w:cs="system-ui"/>
+          <w:color w:val="000000" w:themeColor="text1"/>
+        </w:rPr>
+        <w:t>Detailed setup instructions and Quantinuum account credentials will be provided at the hackathon.</w:t>
+      </w:r>
+    </w:p>
+    <w:p>
+      <w:r>
+        <w:rPr>
+          <w:rFonts w:eastAsiaTheme="minorEastAsia"/>
+          <w:color w:val="000000" w:themeColor="text1"/>
         </w:rPr>
         <w:t>DQI Recommended reading:</w:t>
       </w:r>
       <w:r>
         <w:rPr>
-          <w:rFonts w:ascii="Aptos" w:hAnsi="Aptos" w:eastAsia="Aptos" w:cs="Aptos"/>
-          <w:noProof w:val="0"/>
-          <w:sz w:val="24"/>
-          <w:szCs w:val="24"/>
-          <w:lang w:val="en-US"/>
+          <w:rFonts w:ascii="Aptos" w:eastAsia="Aptos" w:hAnsi="Aptos" w:cs="Aptos"/>
         </w:rPr>
         <w:t xml:space="preserve"> </w:t>
       </w:r>
     </w:p>
     <w:p>
-      <w:pPr>
-        <w:pStyle w:val="Normal"/>
-      </w:pPr>
-      <w:hyperlink r:id="R49008c17adbf4d71">
+      <w:hyperlink r:id="rId14">
         <w:r>
           <w:rPr>
             <w:rStyle w:val="Hyperlink"/>
-            <w:rFonts w:ascii="Aptos" w:hAnsi="Aptos" w:eastAsia="Aptos" w:cs="Aptos"/>
-            <w:strike w:val="0"/>
-            <w:dstrike w:val="0"/>
-            <w:noProof w:val="0"/>
+            <w:rFonts w:ascii="Aptos" w:eastAsia="Aptos" w:hAnsi="Aptos" w:cs="Aptos"/>
             <w:color w:val="1264A3"/>
-            <w:sz w:val="24"/>
-            <w:szCs w:val="24"/>
-            <w:u w:val="none"/>
-            <w:lang w:val="en-US"/>
           </w:rPr>
           <w:t>https://pennylane.ai/qml/demos/tutorial_dqi</w:t>
         </w:r>
       </w:hyperlink>
       <w:r>
         <w:rPr>
-          <w:rFonts w:ascii="Aptos" w:hAnsi="Aptos" w:eastAsia="Aptos" w:cs="Aptos"/>
-          <w:noProof w:val="0"/>
-          <w:sz w:val="24"/>
-          <w:szCs w:val="24"/>
-          <w:lang w:val="en-US"/>
+          <w:rFonts w:ascii="Aptos" w:eastAsia="Aptos" w:hAnsi="Aptos" w:cs="Aptos"/>
         </w:rPr>
         <w:t xml:space="preserve"> </w:t>
       </w:r>
     </w:p>
     <w:p>
-      <w:pPr>
-        <w:pStyle w:val="Normal"/>
-      </w:pPr>
-      <w:r>
-        <w:rPr>
-          <w:rFonts w:ascii="Aptos" w:hAnsi="Aptos" w:eastAsia="Aptos" w:cs="Aptos"/>
-          <w:noProof w:val="0"/>
-          <w:sz w:val="24"/>
-          <w:szCs w:val="24"/>
-          <w:lang w:val="en-US"/>
+      <w:r>
+        <w:rPr>
+          <w:rFonts w:ascii="Aptos" w:eastAsia="Aptos" w:hAnsi="Aptos" w:cs="Aptos"/>
         </w:rPr>
         <w:t xml:space="preserve"> </w:t>
       </w:r>
-      <w:hyperlink r:id="R8d39e82cddb74a68">
+      <w:hyperlink r:id="rId15">
         <w:r>
           <w:rPr>
             <w:rStyle w:val="Hyperlink"/>
-            <w:rFonts w:ascii="Aptos" w:hAnsi="Aptos" w:eastAsia="Aptos" w:cs="Aptos"/>
-            <w:strike w:val="0"/>
-            <w:dstrike w:val="0"/>
-            <w:noProof w:val="0"/>
+            <w:rFonts w:ascii="Aptos" w:eastAsia="Aptos" w:hAnsi="Aptos" w:cs="Aptos"/>
             <w:color w:val="1264A3"/>
-            <w:sz w:val="24"/>
-            <w:szCs w:val="24"/>
-            <w:u w:val="none"/>
-            <w:lang w:val="en-US"/>
           </w:rPr>
           <w:t>https://arxiv.org/pdf/2509.08328</w:t>
         </w:r>
       </w:hyperlink>
       <w:r>
         <w:rPr>
-          <w:rFonts w:ascii="Aptos" w:hAnsi="Aptos" w:eastAsia="Aptos" w:cs="Aptos"/>
-          <w:noProof w:val="0"/>
-          <w:sz w:val="24"/>
-          <w:szCs w:val="24"/>
-          <w:lang w:val="en-US"/>
+          <w:rFonts w:ascii="Aptos" w:eastAsia="Aptos" w:hAnsi="Aptos" w:cs="Aptos"/>
         </w:rPr>
         <w:t xml:space="preserve"> and the related GitHub repo </w:t>
       </w:r>
-      <w:hyperlink r:id="R6321f9163615475c">
+      <w:hyperlink r:id="rId16">
         <w:r>
           <w:rPr>
             <w:rStyle w:val="Hyperlink"/>
-            <w:rFonts w:ascii="Aptos" w:hAnsi="Aptos" w:eastAsia="Aptos" w:cs="Aptos"/>
-            <w:noProof w:val="0"/>
-            <w:sz w:val="24"/>
-            <w:szCs w:val="24"/>
-            <w:lang w:val="en-US"/>
+            <w:rFonts w:ascii="Aptos" w:eastAsia="Aptos" w:hAnsi="Aptos" w:cs="Aptos"/>
           </w:rPr>
           <w:t>https://bcg-x-official.github.io/dqi/</w:t>
         </w:r>
       </w:hyperlink>
       <w:r>
         <w:rPr>
-          <w:rFonts w:ascii="Aptos" w:hAnsi="Aptos" w:eastAsia="Aptos" w:cs="Aptos"/>
-          <w:noProof w:val="0"/>
-          <w:sz w:val="24"/>
-          <w:szCs w:val="24"/>
-          <w:lang w:val="en-US"/>
+          <w:rFonts w:ascii="Aptos" w:eastAsia="Aptos" w:hAnsi="Aptos" w:cs="Aptos"/>
         </w:rPr>
         <w:t xml:space="preserve"> </w:t>
       </w:r>
     </w:p>
     <w:p>
       <w:pPr>
-        <w:pStyle w:val="Normal"/>
-        <w:rPr>
-          <w:rFonts w:ascii="Aptos" w:hAnsi="Aptos" w:eastAsia="Aptos" w:cs="Aptos"/>
-          <w:noProof w:val="0"/>
-          <w:sz w:val="24"/>
-          <w:szCs w:val="24"/>
-          <w:lang w:val="en-US"/>
-        </w:rPr>
-      </w:pPr>
-      <w:r>
-        <w:rPr>
-          <w:rFonts w:ascii="Aptos" w:hAnsi="Aptos" w:eastAsia="Aptos" w:cs="Aptos"/>
-          <w:noProof w:val="0"/>
-          <w:sz w:val="24"/>
-          <w:szCs w:val="24"/>
-          <w:lang w:val="en-US"/>
-        </w:rPr>
-        <w:t>QAOA Recommended reading:</w:t>
-      </w:r>
-    </w:p>
-    <w:p>
-      <w:pPr>
-        <w:pStyle w:val="Normal"/>
-        <w:rPr>
-          <w:rFonts w:ascii="Aptos" w:hAnsi="Aptos" w:eastAsia="Aptos" w:cs="Aptos"/>
-          <w:noProof w:val="0"/>
-          <w:sz w:val="24"/>
-          <w:szCs w:val="24"/>
-          <w:lang w:val="en-US"/>
-        </w:rPr>
-      </w:pPr>
-      <w:r>
-        <w:rPr>
-          <w:rFonts w:ascii="Aptos" w:hAnsi="Aptos" w:eastAsia="Aptos" w:cs="Aptos"/>
-          <w:noProof w:val="0"/>
-          <w:sz w:val="24"/>
-          <w:szCs w:val="24"/>
-          <w:lang w:val="en-US"/>
-        </w:rPr>
-        <w:t xml:space="preserve">QAOA in </w:t>
-      </w:r>
-      <w:r>
-        <w:rPr>
-          <w:rFonts w:ascii="Aptos" w:hAnsi="Aptos" w:eastAsia="Aptos" w:cs="Aptos"/>
-          <w:noProof w:val="0"/>
-          <w:sz w:val="24"/>
-          <w:szCs w:val="24"/>
-          <w:lang w:val="en-US"/>
-        </w:rPr>
-        <w:t>pytket</w:t>
-      </w:r>
-      <w:r>
-        <w:rPr>
-          <w:rFonts w:ascii="Aptos" w:hAnsi="Aptos" w:eastAsia="Aptos" w:cs="Aptos"/>
-          <w:noProof w:val="0"/>
-          <w:sz w:val="24"/>
-          <w:szCs w:val="24"/>
-          <w:lang w:val="en-US"/>
+        <w:rPr>
+          <w:rFonts w:ascii="Aptos" w:eastAsia="Aptos" w:hAnsi="Aptos" w:cs="Aptos"/>
+        </w:rPr>
+      </w:pPr>
+      <w:r>
+        <w:rPr>
+          <w:rFonts w:ascii="Aptos" w:eastAsia="Aptos" w:hAnsi="Aptos" w:cs="Aptos"/>
+        </w:rPr>
+        <w:t>QAOA Recommended reading and implementation references</w:t>
+      </w:r>
+      <w:r>
+        <w:rPr>
+          <w:rFonts w:ascii="Aptos" w:eastAsia="Aptos" w:hAnsi="Aptos" w:cs="Aptos"/>
+        </w:rPr>
+        <w:t>:</w:t>
+      </w:r>
+    </w:p>
+    <w:p>
+      <w:pPr>
+        <w:rPr>
+          <w:rFonts w:ascii="Aptos" w:eastAsia="Aptos" w:hAnsi="Aptos" w:cs="Aptos"/>
+        </w:rPr>
+      </w:pPr>
+      <w:r>
+        <w:rPr>
+          <w:rFonts w:ascii="Aptos" w:eastAsia="Aptos" w:hAnsi="Aptos" w:cs="Aptos"/>
+        </w:rPr>
+        <w:t>Older but useful QAOA implementation reference (pytket)</w:t>
+      </w:r>
+      <w:r>
+        <w:rPr>
+          <w:rFonts w:ascii="Aptos" w:eastAsia="Aptos" w:hAnsi="Aptos" w:cs="Aptos"/>
         </w:rPr>
         <w:t xml:space="preserve">: </w:t>
       </w:r>
-      <w:hyperlink r:id="Re45f86d4fc01462d">
+      <w:hyperlink r:id="rId17">
         <w:r>
           <w:rPr>
             <w:rStyle w:val="Hyperlink"/>
-            <w:rFonts w:ascii="Aptos" w:hAnsi="Aptos" w:eastAsia="Aptos" w:cs="Aptos"/>
-            <w:noProof w:val="0"/>
-            <w:sz w:val="24"/>
-            <w:szCs w:val="24"/>
-            <w:lang w:val="en-US"/>
+            <w:rFonts w:ascii="Aptos" w:eastAsia="Aptos" w:hAnsi="Aptos" w:cs="Aptos"/>
           </w:rPr>
           <w:t>https://github.com/Quantinuum/pytket-docs/blob/89fc450f1a2ad9fc68b8e860e83be6dc58d77df2/docs/examples/algorithms_and_protocols/pytket_qaoa_maxcut_example.ipynb</w:t>
         </w:r>
       </w:hyperlink>
       <w:r>
         <w:rPr>
-          <w:rFonts w:ascii="Aptos" w:hAnsi="Aptos" w:eastAsia="Aptos" w:cs="Aptos"/>
-          <w:noProof w:val="0"/>
-          <w:sz w:val="24"/>
-          <w:szCs w:val="24"/>
-          <w:lang w:val="en-US"/>
+          <w:rFonts w:ascii="Aptos" w:eastAsia="Aptos" w:hAnsi="Aptos" w:cs="Aptos"/>
         </w:rPr>
         <w:t xml:space="preserve"> </w:t>
       </w:r>
     </w:p>
     <w:p>
       <w:pPr>
-        <w:pStyle w:val="Normal"/>
-        <w:rPr>
-          <w:rFonts w:ascii="Aptos" w:hAnsi="Aptos" w:eastAsia="Aptos" w:cs="Aptos"/>
-          <w:noProof w:val="0"/>
-          <w:sz w:val="24"/>
-          <w:szCs w:val="24"/>
-          <w:lang w:val="en-US"/>
-        </w:rPr>
-      </w:pPr>
-      <w:hyperlink r:id="Rb636b0ed3d944c96">
+        <w:rPr>
+          <w:rFonts w:ascii="Aptos" w:eastAsia="Aptos" w:hAnsi="Aptos" w:cs="Aptos"/>
+        </w:rPr>
+      </w:pPr>
+      <w:hyperlink r:id="rId18">
         <w:r>
           <w:rPr>
             <w:rStyle w:val="Hyperlink"/>
-            <w:rFonts w:ascii="Aptos" w:hAnsi="Aptos" w:eastAsia="Aptos" w:cs="Aptos"/>
-            <w:noProof w:val="0"/>
-            <w:sz w:val="24"/>
-            <w:szCs w:val="24"/>
-            <w:lang w:val="en-US"/>
+            <w:rFonts w:ascii="Aptos" w:eastAsia="Aptos" w:hAnsi="Aptos" w:cs="Aptos"/>
           </w:rPr>
           <w:t>https://journals.aps.org/prresearch/abstract/10.1103/24gg-7p8z</w:t>
         </w:r>
       </w:hyperlink>
       <w:r>
         <w:rPr>
-          <w:rFonts w:ascii="Aptos" w:hAnsi="Aptos" w:eastAsia="Aptos" w:cs="Aptos"/>
-          <w:noProof w:val="0"/>
-          <w:sz w:val="24"/>
-          <w:szCs w:val="24"/>
-          <w:lang w:val="en-US"/>
+          <w:rFonts w:ascii="Aptos" w:eastAsia="Aptos" w:hAnsi="Aptos" w:cs="Aptos"/>
         </w:rPr>
         <w:t xml:space="preserve"> and related code: </w:t>
       </w:r>
-      <w:hyperlink r:id="R312c4247f75d4470">
+      <w:hyperlink r:id="rId19">
         <w:r>
           <w:rPr>
             <w:rStyle w:val="Hyperlink"/>
-            <w:rFonts w:ascii="Aptos" w:hAnsi="Aptos" w:eastAsia="Aptos" w:cs="Aptos"/>
-            <w:noProof w:val="0"/>
-            <w:sz w:val="24"/>
-            <w:szCs w:val="24"/>
-            <w:lang w:val="en-US"/>
+            <w:rFonts w:ascii="Aptos" w:eastAsia="Aptos" w:hAnsi="Aptos" w:cs="Aptos"/>
           </w:rPr>
           <w:t>https://github.com/jpmorganchase/End-to-End_Protocol_for_High-Quality_QAOA_Parameters</w:t>
         </w:r>
       </w:hyperlink>
       <w:r>
         <w:rPr>
-          <w:rFonts w:ascii="Aptos" w:hAnsi="Aptos" w:eastAsia="Aptos" w:cs="Aptos"/>
-          <w:noProof w:val="0"/>
-          <w:sz w:val="24"/>
-          <w:szCs w:val="24"/>
-          <w:lang w:val="en-US"/>
+          <w:rFonts w:ascii="Aptos" w:eastAsia="Aptos" w:hAnsi="Aptos" w:cs="Aptos"/>
         </w:rPr>
         <w:t xml:space="preserve"> and related data repo: </w:t>
       </w:r>
-      <w:hyperlink r:id="Rc1961e643e934248">
+      <w:hyperlink r:id="rId20">
         <w:r>
           <w:rPr>
             <w:rStyle w:val="Hyperlink"/>
-            <w:rFonts w:ascii="Aptos" w:hAnsi="Aptos" w:eastAsia="Aptos" w:cs="Aptos"/>
-            <w:noProof w:val="0"/>
-            <w:sz w:val="24"/>
-            <w:szCs w:val="24"/>
-            <w:lang w:val="en-US"/>
+            <w:rFonts w:ascii="Aptos" w:eastAsia="Aptos" w:hAnsi="Aptos" w:cs="Aptos"/>
           </w:rPr>
           <w:t>https://zenodo.org/records/12209739</w:t>
         </w:r>
       </w:hyperlink>
       <w:r>
         <w:rPr>
-          <w:rFonts w:ascii="Aptos" w:hAnsi="Aptos" w:eastAsia="Aptos" w:cs="Aptos"/>
-          <w:noProof w:val="0"/>
-          <w:sz w:val="24"/>
-          <w:szCs w:val="24"/>
-          <w:lang w:val="en-US"/>
+          <w:rFonts w:ascii="Aptos" w:eastAsia="Aptos" w:hAnsi="Aptos" w:cs="Aptos"/>
         </w:rPr>
         <w:t xml:space="preserve"> </w:t>
       </w:r>
     </w:p>
     <w:p>
       <w:pPr>
-        <w:pStyle w:val="Normal"/>
-        <w:rPr>
-          <w:rFonts w:ascii="Aptos" w:hAnsi="Aptos" w:eastAsia="Aptos" w:cs="Aptos"/>
-          <w:noProof w:val="0"/>
-          <w:sz w:val="24"/>
-          <w:szCs w:val="24"/>
-          <w:lang w:val="en-US"/>
-        </w:rPr>
-      </w:pPr>
-      <w:hyperlink r:id="R3aebbf2c4a5e462a">
+        <w:rPr>
+          <w:rFonts w:ascii="Aptos" w:eastAsia="Aptos" w:hAnsi="Aptos" w:cs="Aptos"/>
+        </w:rPr>
+      </w:pPr>
+      <w:hyperlink r:id="rId21">
         <w:r>
           <w:rPr>
             <w:rStyle w:val="Hyperlink"/>
-            <w:rFonts w:ascii="Aptos" w:hAnsi="Aptos" w:eastAsia="Aptos" w:cs="Aptos"/>
-            <w:noProof w:val="0"/>
-            <w:sz w:val="24"/>
-            <w:szCs w:val="24"/>
-            <w:lang w:val="en-US"/>
+            <w:rFonts w:ascii="Aptos" w:eastAsia="Aptos" w:hAnsi="Aptos" w:cs="Aptos"/>
           </w:rPr>
           <w:t>https://arxiv.org/abs/2210.05526</w:t>
         </w:r>
       </w:hyperlink>
       <w:r>
         <w:rPr>
-          <w:rFonts w:ascii="Aptos" w:hAnsi="Aptos" w:eastAsia="Aptos" w:cs="Aptos"/>
-          <w:noProof w:val="0"/>
-          <w:sz w:val="24"/>
-          <w:szCs w:val="24"/>
-          <w:lang w:val="en-US"/>
+          <w:rFonts w:ascii="Aptos" w:eastAsia="Aptos" w:hAnsi="Aptos" w:cs="Aptos"/>
         </w:rPr>
         <w:t xml:space="preserve"> </w:t>
       </w:r>
     </w:p>
     <w:p>
       <w:pPr>
-        <w:pStyle w:val="Normal"/>
-        <w:rPr>
-          <w:rFonts w:ascii="Aptos" w:hAnsi="Aptos" w:eastAsia="Aptos" w:cs="Aptos"/>
-          <w:noProof w:val="0"/>
-          <w:sz w:val="24"/>
-          <w:szCs w:val="24"/>
-          <w:lang w:val="en-US"/>
-        </w:rPr>
-      </w:pPr>
-      <w:hyperlink r:id="R2240ea75a3bb45e9">
+        <w:rPr>
+          <w:rFonts w:ascii="Aptos" w:eastAsia="Aptos" w:hAnsi="Aptos" w:cs="Aptos"/>
+        </w:rPr>
+      </w:pPr>
+      <w:hyperlink r:id="rId22">
         <w:r>
           <w:rPr>
             <w:rStyle w:val="Hyperlink"/>
-            <w:rFonts w:ascii="Aptos" w:hAnsi="Aptos" w:eastAsia="Aptos" w:cs="Aptos"/>
-            <w:noProof w:val="0"/>
-            <w:sz w:val="24"/>
-            <w:szCs w:val="24"/>
-            <w:lang w:val="en-US"/>
+            <w:rFonts w:ascii="Aptos" w:eastAsia="Aptos" w:hAnsi="Aptos" w:cs="Aptos"/>
           </w:rPr>
           <w:t>https://arxiv.org/abs/2409.12104</w:t>
         </w:r>
       </w:hyperlink>
       <w:r>
         <w:rPr>
-          <w:rFonts w:ascii="Aptos" w:hAnsi="Aptos" w:eastAsia="Aptos" w:cs="Aptos"/>
-          <w:noProof w:val="0"/>
-          <w:sz w:val="24"/>
-          <w:szCs w:val="24"/>
-          <w:lang w:val="en-US"/>
+          <w:rFonts w:ascii="Aptos" w:eastAsia="Aptos" w:hAnsi="Aptos" w:cs="Aptos"/>
         </w:rPr>
         <w:t xml:space="preserve"> and related data repo: </w:t>
       </w:r>
-      <w:hyperlink r:id="R9b43e09c7cfd47d3">
+      <w:hyperlink r:id="rId23">
         <w:r>
           <w:rPr>
             <w:rStyle w:val="Hyperlink"/>
-            <w:rFonts w:ascii="Aptos" w:hAnsi="Aptos" w:eastAsia="Aptos" w:cs="Aptos"/>
-            <w:noProof w:val="0"/>
-            <w:sz w:val="24"/>
-            <w:szCs w:val="24"/>
-            <w:lang w:val="en-US"/>
+            <w:rFonts w:ascii="Aptos" w:eastAsia="Aptos" w:hAnsi="Aptos" w:cs="Aptos"/>
           </w:rPr>
           <w:t>https://zenodo.org/records/15231805</w:t>
         </w:r>
@@ -1902,13 +1426,8 @@
     </w:p>
     <w:p>
       <w:pPr>
-        <w:pStyle w:val="Normal"/>
-        <w:rPr>
-          <w:rFonts w:ascii="Aptos" w:hAnsi="Aptos" w:eastAsia="Aptos" w:cs="Aptos"/>
-          <w:noProof w:val="0"/>
-          <w:sz w:val="24"/>
-          <w:szCs w:val="24"/>
-          <w:lang w:val="en-US"/>
+        <w:rPr>
+          <w:rFonts w:ascii="Aptos" w:eastAsia="Aptos" w:hAnsi="Aptos" w:cs="Aptos"/>
         </w:rPr>
       </w:pPr>
     </w:p>
@@ -1916,9 +1435,9 @@
       <w:pPr>
         <w:pStyle w:val="Heading2"/>
       </w:pPr>
-      <w:bookmarkStart w:name="evaluation-criteria" w:id="14"/>
+      <w:bookmarkStart w:id="13" w:name="evaluation-criteria"/>
       <w:bookmarkEnd w:id="10"/>
-      <w:bookmarkEnd w:id="13"/>
+      <w:bookmarkEnd w:id="12"/>
       <w:r>
         <w:t>Evaluation Criteria</w:t>
       </w:r>
@@ -2047,7 +1566,7 @@
                 <w:b/>
                 <w:bCs/>
               </w:rPr>
-              <w:t>Time to Solution</w:t>
+              <w:t>Time to Solution Proxies</w:t>
             </w:r>
           </w:p>
         </w:tc>
@@ -2218,7 +1737,7 @@
       <w:pPr>
         <w:pStyle w:val="Heading3"/>
       </w:pPr>
-      <w:bookmarkStart w:name="prizes" w:id="15"/>
+      <w:bookmarkStart w:id="14" w:name="prizes"/>
     </w:p>
     <w:p>
       <w:pPr>
@@ -2410,233 +1929,94 @@
       </w:r>
     </w:p>
     <w:p>
-      <w:bookmarkStart w:name="tips-for-success" w:id="16"/>
+      <w:bookmarkStart w:id="15" w:name="tips-for-success"/>
+      <w:bookmarkEnd w:id="13"/>
       <w:bookmarkEnd w:id="14"/>
+      <w:r>
+        <w:t>Let's be upfront about the classical landscape. General integer linear programming is NP-hard (Karp, 1972), but modern solvers are extraordinarily effective in practice. Commercial solvers like Gurobi and CPLEX, along with open-source alternatives like CBC/COIN-OR and HiGHS, leverage decades of algorithmic refinement in branch-and-cut methods -- combining branch-and-bound search, cutting planes, and sophisticated presolve techniques. Since 1989, solver performance has improved by roughly 20 billion times, driven by a factor of approximately 5 million from algorithmic advances and approximately 4,000 from hardware improvements. For our insurance bundling ILP at n=200 with its block-diagonal structure (10 independent sub-problems of 20 variables each), classical solvers find proven optima in milliseconds. That is the honest baseline.</w:t>
+      </w:r>
+    </w:p>
+    <w:p>
+      <w:r>
+        <w:t>So why spend a weekend running quantum circuits that won't beat a laptop running CBC? Because the point isn't to beat Gurobi today -- it's to understand quantum scaling behavior on structured, real-world problem formulations. How do approximation ratios, gate counts, and circuit depths change as n grows from 10 to 50 to 200? Most quantum optimization benchmarks use random instances, but the behavior of quantum algorithms on structured industry problems with dependencies, incompatibilities, and block-diagonal cost matrices remains an open research question. Sabater et al. found that quantum resources scale sublinearly with problem size -- so is there a crossover point where quantum becomes competitive, and if so, at what n? These are frontier questions in quantum optimization, and the scaling analysis you produce this weekend is a genuine contribution to answering them.</w:t>
+      </w:r>
+    </w:p>
+    <w:p>
+      <w:r>
+        <w:t>One practical note: PuLP with the CBC solver is included in the starter code as your classical baseline. Always solve each instance classically first. Knowing the proven optimum lets you compute meaningful approximation ratios for your quantum results -- without it, you're flying blind.</w:t>
+      </w:r>
+    </w:p>
+    <w:p/>
+    <w:p>
+      <w:pPr>
+        <w:pStyle w:val="FirstParagraph"/>
+      </w:pPr>
+      <w:r>
+        <w:rPr>
+          <w:i/>
+          <w:iCs/>
+        </w:rPr>
+        <w:t>Challenge designed by Travelers Insurance, Quantinuum, and LTM for |Y&gt;Quantum 2026.</w:t>
+      </w:r>
+      <w:r>
+        <w:t xml:space="preserve"> </w:t>
+      </w:r>
+      <w:r>
+        <w:rPr>
+          <w:i/>
+          <w:iCs/>
+        </w:rPr>
+        <w:t>For questions during the hackathon, visit the sponsor table or ask a mentor.</w:t>
+      </w:r>
+      <w:bookmarkEnd w:id="0"/>
       <w:bookmarkEnd w:id="15"/>
-      <w:r>
-        <w:t>Let's be upfront about the classical landscape. General integer linear programming is NP-hard (Karp, 1972), but modern solvers are extraordinarily effective in practice. Commercial solvers like Gurobi and CPLEX, along with open-source alternatives like CBC/COIN-OR and HiGHS, leverage decades of algorithmic refinement in branch-and-cut methods -- combining branch-and-bound search, cutting planes, and sophisticated presolve techniques. Since 1989, solver performance has improved by roughly 20 billion times, driven by a factor of approximately 5 million from algorithmic advances and approximately 4,000 from hardware improvements. For our insurance bundling ILP at n=200 with its block-diagonal structure (10 independent sub-problems of 20 variables each), classical solvers find proven optima in milliseconds. That is the honest baseline.</w:t>
-      </w:r>
-    </w:p>
-    <w:p>
-      <w:r>
-        <w:t>So why spend a weekend running quantum circuits that won't beat a laptop running CBC? Because the point isn't to beat Gurobi today -- it's to understand quantum scaling behavior on structured, real-world problem formulations. How do approximation ratios, gate counts, and circuit depths change as n grows from 10 to 50 to 200? Most quantum optimization benchmarks use random instances, but the behavior of quantum algorithms on structured industry problems with dependencies, incompatibilities, and block-diagonal cost matrices remains an open research question. Sabater et al. found that quantum resources scale sublinearly with problem size -- so is there a crossover point where quantum becomes competitive, and if so, at what n? These are frontier questions in quantum optimization, and the scaling analysis you produce this weekend is a genuine contribution to answering them.</w:t>
-      </w:r>
-    </w:p>
-    <w:p>
-      <w:r>
-        <w:t>One practical note: PuLP with the CBC solver is included in the starter code as your classical baseline. Always solve each instance classically first. Knowing the proven optimum lets you compute meaningful approximation ratios for your quantum results -- without it, you're flying blind.</w:t>
-      </w:r>
-    </w:p>
-    <w:p/>
-    <w:p>
-      <w:pPr>
-        <w:pStyle w:val="FirstParagraph"/>
-      </w:pPr>
-      <w:r>
-        <w:rPr>
-          <w:i w:val="1"/>
-          <w:iCs w:val="1"/>
-        </w:rPr>
-        <w:t xml:space="preserve">Challenge designed by Travelers Insurance, </w:t>
-      </w:r>
-      <w:r>
-        <w:rPr>
-          <w:i w:val="1"/>
-          <w:iCs w:val="1"/>
-        </w:rPr>
-        <w:t>Quantinuum</w:t>
-      </w:r>
-      <w:r>
-        <w:rPr>
-          <w:i w:val="1"/>
-          <w:iCs w:val="1"/>
-        </w:rPr>
-        <w:t>, and LTM for |Y&gt;Quantum 2026.</w:t>
-      </w:r>
-      <w:r>
-        <w:rPr/>
-        <w:t xml:space="preserve"> </w:t>
-      </w:r>
-      <w:r>
-        <w:rPr>
-          <w:i w:val="1"/>
-          <w:iCs w:val="1"/>
-        </w:rPr>
-        <w:t>For questions during the hackathon, visit the sponsor table or ask a mentor.</w:t>
-      </w:r>
-      <w:bookmarkEnd w:id="0"/>
-      <w:bookmarkEnd w:id="16"/>
     </w:p>
     <w:p>
       <w:pPr>
         <w:pStyle w:val="Heading3"/>
-        <w:keepNext w:val="1"/>
-        <w:keepLines w:val="1"/>
-        <w:suppressLineNumbers w:val="0"/>
-        <w:bidi w:val="0"/>
-        <w:spacing w:before="160" w:beforeAutospacing="off" w:after="80" w:afterAutospacing="off" w:line="259" w:lineRule="auto"/>
-        <w:ind w:left="0" w:right="0"/>
-        <w:jc w:val="left"/>
-        <w:rPr>
-          <w:noProof w:val="0"/>
-          <w:lang w:val="en-US"/>
-        </w:rPr>
-      </w:pPr>
-      <w:r>
-        <w:rPr>
-          <w:noProof w:val="0"/>
-          <w:lang w:val="en-US"/>
-        </w:rPr>
+        <w:spacing w:line="259" w:lineRule="auto"/>
+      </w:pPr>
+      <w:r>
         <w:t>Q-Net Community</w:t>
       </w:r>
     </w:p>
     <w:p>
       <w:pPr>
         <w:rPr>
-          <w:rFonts w:ascii="Aptos" w:hAnsi="Aptos" w:eastAsia="Aptos" w:cs="Aptos"/>
-          <w:b w:val="0"/>
-          <w:bCs w:val="0"/>
-          <w:i w:val="0"/>
-          <w:iCs w:val="0"/>
-          <w:caps w:val="0"/>
-          <w:smallCaps w:val="0"/>
-          <w:noProof w:val="0"/>
-          <w:color w:val="000000" w:themeColor="text1" w:themeTint="FF" w:themeShade="FF"/>
-          <w:sz w:val="24"/>
-          <w:szCs w:val="24"/>
+          <w:rFonts w:ascii="Aptos" w:eastAsia="Aptos" w:hAnsi="Aptos" w:cs="Aptos"/>
+          <w:color w:val="000000" w:themeColor="text1"/>
           <w:lang w:val="en-GB"/>
         </w:rPr>
       </w:pPr>
       <w:r>
         <w:rPr>
-          <w:rFonts w:ascii="Aptos" w:hAnsi="Aptos" w:eastAsia="Aptos" w:cs="Aptos"/>
-          <w:b w:val="0"/>
-          <w:bCs w:val="0"/>
-          <w:i w:val="0"/>
-          <w:iCs w:val="0"/>
-          <w:caps w:val="0"/>
-          <w:smallCaps w:val="0"/>
-          <w:noProof w:val="0"/>
-          <w:color w:val="000000" w:themeColor="text1" w:themeTint="FF" w:themeShade="FF"/>
-          <w:sz w:val="24"/>
-          <w:szCs w:val="24"/>
-          <w:lang w:val="en-US"/>
+          <w:rFonts w:ascii="Aptos" w:eastAsia="Aptos" w:hAnsi="Aptos" w:cs="Aptos"/>
+          <w:color w:val="000000" w:themeColor="text1"/>
         </w:rPr>
         <w:t xml:space="preserve">We encourage you to </w:t>
       </w:r>
-      <w:hyperlink r:id="R6b79d98ad19e48de">
+      <w:hyperlink r:id="rId24">
         <w:r>
           <w:rPr>
             <w:rStyle w:val="Hyperlink"/>
-            <w:rFonts w:ascii="Aptos" w:hAnsi="Aptos" w:eastAsia="Aptos" w:cs="Aptos"/>
-            <w:b w:val="0"/>
-            <w:bCs w:val="0"/>
-            <w:i w:val="0"/>
-            <w:iCs w:val="0"/>
-            <w:caps w:val="0"/>
-            <w:smallCaps w:val="0"/>
-            <w:strike w:val="0"/>
-            <w:dstrike w:val="0"/>
-            <w:noProof w:val="0"/>
-            <w:sz w:val="24"/>
-            <w:szCs w:val="24"/>
-            <w:u w:val="none"/>
-            <w:lang w:val="en-US"/>
+            <w:rFonts w:ascii="Aptos" w:eastAsia="Aptos" w:hAnsi="Aptos" w:cs="Aptos"/>
           </w:rPr>
           <w:t>join our Quantinuum Network</w:t>
         </w:r>
       </w:hyperlink>
       <w:r>
         <w:rPr>
-          <w:rFonts w:ascii="Aptos" w:hAnsi="Aptos" w:eastAsia="Aptos" w:cs="Aptos"/>
-          <w:b w:val="0"/>
-          <w:bCs w:val="0"/>
-          <w:i w:val="0"/>
-          <w:iCs w:val="0"/>
-          <w:caps w:val="0"/>
-          <w:smallCaps w:val="0"/>
-          <w:noProof w:val="0"/>
-          <w:color w:val="000000" w:themeColor="text1" w:themeTint="FF" w:themeShade="FF"/>
-          <w:sz w:val="24"/>
-          <w:szCs w:val="24"/>
-          <w:lang w:val="en-US"/>
-        </w:rPr>
-        <w:t xml:space="preserve"> (Q‑Net</w:t>
-      </w:r>
-      <w:r>
-        <w:rPr>
-          <w:rFonts w:ascii="Aptos" w:hAnsi="Aptos" w:eastAsia="Aptos" w:cs="Aptos"/>
-          <w:b w:val="0"/>
-          <w:bCs w:val="0"/>
-          <w:i w:val="0"/>
-          <w:iCs w:val="0"/>
-          <w:caps w:val="0"/>
-          <w:smallCaps w:val="0"/>
-          <w:noProof w:val="0"/>
-          <w:color w:val="000000" w:themeColor="text1" w:themeTint="FF" w:themeShade="FF"/>
-          <w:sz w:val="24"/>
-          <w:szCs w:val="24"/>
-          <w:lang w:val="en-US"/>
-        </w:rPr>
-        <w:t>) .</w:t>
-      </w:r>
-      <w:r>
-        <w:rPr>
-          <w:rFonts w:ascii="Aptos" w:hAnsi="Aptos" w:eastAsia="Aptos" w:cs="Aptos"/>
-          <w:b w:val="0"/>
-          <w:bCs w:val="0"/>
-          <w:i w:val="0"/>
-          <w:iCs w:val="0"/>
-          <w:caps w:val="0"/>
-          <w:smallCaps w:val="0"/>
-          <w:noProof w:val="0"/>
-          <w:color w:val="000000" w:themeColor="text1" w:themeTint="FF" w:themeShade="FF"/>
-          <w:sz w:val="24"/>
-          <w:szCs w:val="24"/>
-          <w:lang w:val="en-US"/>
-        </w:rPr>
-        <w:t xml:space="preserve"> Q‑Net offers year‑round resources to keep you up to date on all things related to </w:t>
-      </w:r>
-      <w:r>
-        <w:rPr>
-          <w:rFonts w:ascii="Aptos" w:hAnsi="Aptos" w:eastAsia="Aptos" w:cs="Aptos"/>
-          <w:b w:val="0"/>
-          <w:bCs w:val="0"/>
-          <w:i w:val="0"/>
-          <w:iCs w:val="0"/>
-          <w:caps w:val="0"/>
-          <w:smallCaps w:val="0"/>
-          <w:noProof w:val="0"/>
-          <w:color w:val="000000" w:themeColor="text1" w:themeTint="FF" w:themeShade="FF"/>
-          <w:sz w:val="24"/>
-          <w:szCs w:val="24"/>
-          <w:lang w:val="en-US"/>
-        </w:rPr>
-        <w:t>Quantinuum</w:t>
-      </w:r>
-      <w:r>
-        <w:rPr>
-          <w:rFonts w:ascii="Aptos" w:hAnsi="Aptos" w:eastAsia="Aptos" w:cs="Aptos"/>
-          <w:b w:val="0"/>
-          <w:bCs w:val="0"/>
-          <w:i w:val="0"/>
-          <w:iCs w:val="0"/>
-          <w:caps w:val="0"/>
-          <w:smallCaps w:val="0"/>
-          <w:noProof w:val="0"/>
-          <w:color w:val="000000" w:themeColor="text1" w:themeTint="FF" w:themeShade="FF"/>
-          <w:sz w:val="24"/>
-          <w:szCs w:val="24"/>
-          <w:lang w:val="en-US"/>
-        </w:rPr>
-        <w:t>, including developer tools, documentation, trainings, webinars, events, and more.</w:t>
+          <w:rFonts w:ascii="Aptos" w:eastAsia="Aptos" w:hAnsi="Aptos" w:cs="Aptos"/>
+          <w:color w:val="000000" w:themeColor="text1"/>
+        </w:rPr>
+        <w:t xml:space="preserve"> (Q‑Net) . Q‑Net offers year‑round resources to keep you up to date on all things related to Quantinuum, including developer tools, documentation, trainings, webinars, events, and more.</w:t>
       </w:r>
     </w:p>
     <w:sectPr>
       <w:footnotePr>
         <w:numRestart w:val="eachSect"/>
       </w:footnotePr>
-      <w:pgSz w:w="12240" w:h="15840" w:orient="portrait"/>
+      <w:pgSz w:w="12240" w:h="15840"/>
       <w:pgMar w:top="1440" w:right="1440" w:bottom="1440" w:left="1440" w:header="720" w:footer="720" w:gutter="0"/>
       <w:lnNumType w:countBy="1" w:restart="continuous"/>
       <w:cols w:space="720"/>
@@ -2737,7 +2117,7 @@
         <w:ind w:left="720" w:hanging="360"/>
       </w:pPr>
       <w:rPr>
-        <w:rFonts w:hint="default" w:ascii="Symbol" w:hAnsi="Symbol" w:cs="Symbol"/>
+        <w:rFonts w:ascii="Symbol" w:hAnsi="Symbol" w:cs="Symbol" w:hint="default"/>
       </w:rPr>
     </w:lvl>
     <w:lvl w:ilvl="1">
@@ -2748,7 +2128,7 @@
         <w:ind w:left="1440" w:hanging="360"/>
       </w:pPr>
       <w:rPr>
-        <w:rFonts w:hint="default" w:ascii="Courier New" w:hAnsi="Courier New" w:cs="Courier New"/>
+        <w:rFonts w:ascii="Courier New" w:hAnsi="Courier New" w:cs="Courier New" w:hint="default"/>
       </w:rPr>
     </w:lvl>
     <w:lvl w:ilvl="2">
@@ -2759,7 +2139,7 @@
         <w:ind w:left="2160" w:hanging="360"/>
       </w:pPr>
       <w:rPr>
-        <w:rFonts w:hint="default" w:ascii="Wingdings" w:hAnsi="Wingdings" w:cs="Wingdings"/>
+        <w:rFonts w:ascii="Wingdings" w:hAnsi="Wingdings" w:cs="Wingdings" w:hint="default"/>
       </w:rPr>
     </w:lvl>
     <w:lvl w:ilvl="3">
@@ -2770,7 +2150,7 @@
         <w:ind w:left="2880" w:hanging="360"/>
       </w:pPr>
       <w:rPr>
-        <w:rFonts w:hint="default" w:ascii="Symbol" w:hAnsi="Symbol" w:cs="Symbol"/>
+        <w:rFonts w:ascii="Symbol" w:hAnsi="Symbol" w:cs="Symbol" w:hint="default"/>
       </w:rPr>
     </w:lvl>
     <w:lvl w:ilvl="4">
@@ -2781,7 +2161,7 @@
         <w:ind w:left="3600" w:hanging="360"/>
       </w:pPr>
       <w:rPr>
-        <w:rFonts w:hint="default" w:ascii="Courier New" w:hAnsi="Courier New" w:cs="Courier New"/>
+        <w:rFonts w:ascii="Courier New" w:hAnsi="Courier New" w:cs="Courier New" w:hint="default"/>
       </w:rPr>
     </w:lvl>
     <w:lvl w:ilvl="5">
@@ -2792,7 +2172,7 @@
         <w:ind w:left="4320" w:hanging="360"/>
       </w:pPr>
       <w:rPr>
-        <w:rFonts w:hint="default" w:ascii="Wingdings" w:hAnsi="Wingdings" w:cs="Wingdings"/>
+        <w:rFonts w:ascii="Wingdings" w:hAnsi="Wingdings" w:cs="Wingdings" w:hint="default"/>
       </w:rPr>
     </w:lvl>
     <w:lvl w:ilvl="6">
@@ -2803,7 +2183,7 @@
         <w:ind w:left="5040" w:hanging="360"/>
       </w:pPr>
       <w:rPr>
-        <w:rFonts w:hint="default" w:ascii="Symbol" w:hAnsi="Symbol" w:cs="Symbol"/>
+        <w:rFonts w:ascii="Symbol" w:hAnsi="Symbol" w:cs="Symbol" w:hint="default"/>
       </w:rPr>
     </w:lvl>
     <w:lvl w:ilvl="7">
@@ -2814,7 +2194,7 @@
         <w:ind w:left="5760" w:hanging="360"/>
       </w:pPr>
       <w:rPr>
-        <w:rFonts w:hint="default" w:ascii="Courier New" w:hAnsi="Courier New" w:cs="Courier New"/>
+        <w:rFonts w:ascii="Courier New" w:hAnsi="Courier New" w:cs="Courier New" w:hint="default"/>
       </w:rPr>
     </w:lvl>
     <w:lvl w:ilvl="8">
@@ -2825,7 +2205,7 @@
         <w:ind w:left="6480" w:hanging="360"/>
       </w:pPr>
       <w:rPr>
-        <w:rFonts w:hint="default" w:ascii="Wingdings" w:hAnsi="Wingdings" w:cs="Wingdings"/>
+        <w:rFonts w:ascii="Wingdings" w:hAnsi="Wingdings" w:cs="Wingdings" w:hint="default"/>
       </w:rPr>
     </w:lvl>
   </w:abstractNum>
@@ -2928,7 +2308,7 @@
         <w:ind w:left="720" w:hanging="360"/>
       </w:pPr>
       <w:rPr>
-        <w:rFonts w:hint="default" w:ascii="Symbol" w:hAnsi="Symbol"/>
+        <w:rFonts w:ascii="Symbol" w:hAnsi="Symbol" w:hint="default"/>
       </w:rPr>
     </w:lvl>
     <w:lvl w:ilvl="1" w:tplc="04090003" w:tentative="1">
@@ -2940,7 +2320,7 @@
         <w:ind w:left="1440" w:hanging="360"/>
       </w:pPr>
       <w:rPr>
-        <w:rFonts w:hint="default" w:ascii="Courier New" w:hAnsi="Courier New" w:cs="Courier New"/>
+        <w:rFonts w:ascii="Courier New" w:hAnsi="Courier New" w:cs="Courier New" w:hint="default"/>
       </w:rPr>
     </w:lvl>
     <w:lvl w:ilvl="2" w:tplc="04090005" w:tentative="1">
@@ -2952,7 +2332,7 @@
         <w:ind w:left="2160" w:hanging="360"/>
       </w:pPr>
       <w:rPr>
-        <w:rFonts w:hint="default" w:ascii="Wingdings" w:hAnsi="Wingdings"/>
+        <w:rFonts w:ascii="Wingdings" w:hAnsi="Wingdings" w:hint="default"/>
       </w:rPr>
     </w:lvl>
     <w:lvl w:ilvl="3" w:tplc="04090001" w:tentative="1">
@@ -2964,7 +2344,7 @@
         <w:ind w:left="2880" w:hanging="360"/>
       </w:pPr>
       <w:rPr>
-        <w:rFonts w:hint="default" w:ascii="Symbol" w:hAnsi="Symbol"/>
+        <w:rFonts w:ascii="Symbol" w:hAnsi="Symbol" w:hint="default"/>
       </w:rPr>
     </w:lvl>
     <w:lvl w:ilvl="4" w:tplc="04090003" w:tentative="1">
@@ -2976,7 +2356,7 @@
         <w:ind w:left="3600" w:hanging="360"/>
       </w:pPr>
       <w:rPr>
-        <w:rFonts w:hint="default" w:ascii="Courier New" w:hAnsi="Courier New" w:cs="Courier New"/>
+        <w:rFonts w:ascii="Courier New" w:hAnsi="Courier New" w:cs="Courier New" w:hint="default"/>
       </w:rPr>
     </w:lvl>
     <w:lvl w:ilvl="5" w:tplc="04090005" w:tentative="1">
@@ -2988,7 +2368,7 @@
         <w:ind w:left="4320" w:hanging="360"/>
       </w:pPr>
       <w:rPr>
-        <w:rFonts w:hint="default" w:ascii="Wingdings" w:hAnsi="Wingdings"/>
+        <w:rFonts w:ascii="Wingdings" w:hAnsi="Wingdings" w:hint="default"/>
       </w:rPr>
     </w:lvl>
     <w:lvl w:ilvl="6" w:tplc="04090001" w:tentative="1">
@@ -3000,7 +2380,7 @@
         <w:ind w:left="5040" w:hanging="360"/>
       </w:pPr>
       <w:rPr>
-        <w:rFonts w:hint="default" w:ascii="Symbol" w:hAnsi="Symbol"/>
+        <w:rFonts w:ascii="Symbol" w:hAnsi="Symbol" w:hint="default"/>
       </w:rPr>
     </w:lvl>
     <w:lvl w:ilvl="7" w:tplc="04090003" w:tentative="1">
@@ -3012,7 +2392,7 @@
         <w:ind w:left="5760" w:hanging="360"/>
       </w:pPr>
       <w:rPr>
-        <w:rFonts w:hint="default" w:ascii="Courier New" w:hAnsi="Courier New" w:cs="Courier New"/>
+        <w:rFonts w:ascii="Courier New" w:hAnsi="Courier New" w:cs="Courier New" w:hint="default"/>
       </w:rPr>
     </w:lvl>
     <w:lvl w:ilvl="8" w:tplc="04090005" w:tentative="1">
@@ -3024,7 +2404,7 @@
         <w:ind w:left="6480" w:hanging="360"/>
       </w:pPr>
       <w:rPr>
-        <w:rFonts w:hint="default" w:ascii="Wingdings" w:hAnsi="Wingdings"/>
+        <w:rFonts w:ascii="Wingdings" w:hAnsi="Wingdings" w:hint="default"/>
       </w:rPr>
     </w:lvl>
   </w:abstractNum>
@@ -3081,7 +2461,7 @@
   <w:docDefaults>
     <w:rPrDefault>
       <w:rPr>
-        <w:rFonts w:asciiTheme="minorHAnsi" w:hAnsiTheme="minorHAnsi" w:eastAsiaTheme="minorHAnsi" w:cstheme="minorBidi"/>
+        <w:rFonts w:asciiTheme="minorHAnsi" w:eastAsiaTheme="minorHAnsi" w:hAnsiTheme="minorHAnsi" w:cstheme="minorBidi"/>
         <w:sz w:val="24"/>
         <w:szCs w:val="24"/>
         <w:lang w:val="en-US" w:eastAsia="en-US" w:bidi="ar-SA"/>
@@ -3331,13 +2711,13 @@
     <w:lsdException w:name="List Table 5 Dark Accent 6" w:uiPriority="50"/>
     <w:lsdException w:name="List Table 6 Colorful Accent 6" w:uiPriority="51"/>
     <w:lsdException w:name="List Table 7 Colorful Accent 6" w:uiPriority="52"/>
-    <w:lsdException w:name="Mention" w:uiPriority="99" w:semiHidden="1" w:unhideWhenUsed="1"/>
-    <w:lsdException w:name="Smart Hyperlink" w:uiPriority="99" w:semiHidden="1" w:unhideWhenUsed="1"/>
-    <w:lsdException w:name="Hashtag" w:uiPriority="99" w:semiHidden="1" w:unhideWhenUsed="1"/>
-    <w:lsdException w:name="Unresolved Mention" w:uiPriority="99" w:semiHidden="1" w:unhideWhenUsed="1"/>
-    <w:lsdException w:name="Smart Link" w:uiPriority="99" w:semiHidden="1" w:unhideWhenUsed="1"/>
+    <w:lsdException w:name="Mention" w:semiHidden="1" w:uiPriority="99" w:unhideWhenUsed="1"/>
+    <w:lsdException w:name="Smart Hyperlink" w:semiHidden="1" w:uiPriority="99" w:unhideWhenUsed="1"/>
+    <w:lsdException w:name="Hashtag" w:semiHidden="1" w:uiPriority="99" w:unhideWhenUsed="1"/>
+    <w:lsdException w:name="Unresolved Mention" w:semiHidden="1" w:uiPriority="99" w:unhideWhenUsed="1"/>
+    <w:lsdException w:name="Smart Link" w:semiHidden="1" w:uiPriority="99" w:unhideWhenUsed="1"/>
   </w:latentStyles>
-  <w:style w:type="paragraph" w:styleId="Normal" w:default="1">
+  <w:style w:type="paragraph" w:default="1" w:styleId="Normal">
     <w:name w:val="Normal"/>
     <w:qFormat/>
   </w:style>
@@ -3356,7 +2736,7 @@
       <w:outlineLvl w:val="0"/>
     </w:pPr>
     <w:rPr>
-      <w:rFonts w:asciiTheme="majorHAnsi" w:hAnsiTheme="majorHAnsi" w:eastAsiaTheme="majorEastAsia" w:cstheme="majorBidi"/>
+      <w:rFonts w:asciiTheme="majorHAnsi" w:eastAsiaTheme="majorEastAsia" w:hAnsiTheme="majorHAnsi" w:cstheme="majorBidi"/>
       <w:color w:val="0F4761" w:themeColor="accent1" w:themeShade="BF"/>
       <w:sz w:val="40"/>
       <w:szCs w:val="40"/>
@@ -3379,7 +2759,7 @@
       <w:outlineLvl w:val="1"/>
     </w:pPr>
     <w:rPr>
-      <w:rFonts w:asciiTheme="majorHAnsi" w:hAnsiTheme="majorHAnsi" w:eastAsiaTheme="majorEastAsia" w:cstheme="majorBidi"/>
+      <w:rFonts w:asciiTheme="majorHAnsi" w:eastAsiaTheme="majorEastAsia" w:hAnsiTheme="majorHAnsi" w:cstheme="majorBidi"/>
       <w:color w:val="0F4761" w:themeColor="accent1" w:themeShade="BF"/>
       <w:sz w:val="32"/>
       <w:szCs w:val="32"/>
@@ -3540,12 +2920,12 @@
       <w:color w:val="272727" w:themeColor="text1" w:themeTint="D8"/>
     </w:rPr>
   </w:style>
-  <w:style w:type="character" w:styleId="DefaultParagraphFont" w:default="1">
+  <w:style w:type="character" w:default="1" w:styleId="DefaultParagraphFont">
     <w:name w:val="Default Paragraph Font"/>
     <w:uiPriority w:val="1"/>
     <w:unhideWhenUsed/>
   </w:style>
-  <w:style w:type="table" w:styleId="TableNormal" w:default="1">
+  <w:style w:type="table" w:default="1" w:styleId="TableNormal">
     <w:name w:val="Normal Table"/>
     <w:uiPriority w:val="99"/>
     <w:semiHidden/>
@@ -3560,7 +2940,7 @@
       </w:tblCellMar>
     </w:tblPr>
   </w:style>
-  <w:style w:type="numbering" w:styleId="NoList" w:default="1">
+  <w:style w:type="numbering" w:default="1" w:styleId="NoList">
     <w:name w:val="No List"/>
     <w:uiPriority w:val="99"/>
     <w:semiHidden/>
@@ -3574,13 +2954,13 @@
       <w:spacing w:before="180" w:after="180"/>
     </w:pPr>
   </w:style>
-  <w:style w:type="paragraph" w:styleId="FirstParagraph" w:customStyle="1">
+  <w:style w:type="paragraph" w:customStyle="1" w:styleId="FirstParagraph">
     <w:name w:val="First Paragraph"/>
     <w:basedOn w:val="BodyText"/>
     <w:next w:val="BodyText"/>
     <w:qFormat/>
   </w:style>
-  <w:style w:type="paragraph" w:styleId="Compact" w:customStyle="1">
+  <w:style w:type="paragraph" w:customStyle="1" w:styleId="Compact">
     <w:name w:val="Compact"/>
     <w:basedOn w:val="BodyText"/>
     <w:qFormat/>
@@ -3602,19 +2982,19 @@
       <w:jc w:val="center"/>
     </w:pPr>
     <w:rPr>
-      <w:rFonts w:asciiTheme="majorHAnsi" w:hAnsiTheme="majorHAnsi" w:eastAsiaTheme="majorEastAsia" w:cstheme="majorBidi"/>
+      <w:rFonts w:asciiTheme="majorHAnsi" w:eastAsiaTheme="majorEastAsia" w:hAnsiTheme="majorHAnsi" w:cstheme="majorBidi"/>
       <w:sz w:val="56"/>
       <w:szCs w:val="56"/>
     </w:rPr>
   </w:style>
-  <w:style w:type="character" w:styleId="TitleChar" w:customStyle="1">
+  <w:style w:type="character" w:customStyle="1" w:styleId="TitleChar">
     <w:name w:val="Title Char"/>
     <w:basedOn w:val="DefaultParagraphFont"/>
     <w:link w:val="Title"/>
     <w:uiPriority w:val="10"/>
     <w:rsid w:val="00A10FD9"/>
     <w:rPr>
-      <w:rFonts w:asciiTheme="majorHAnsi" w:hAnsiTheme="majorHAnsi" w:eastAsiaTheme="majorEastAsia" w:cstheme="majorBidi"/>
+      <w:rFonts w:asciiTheme="majorHAnsi" w:eastAsiaTheme="majorEastAsia" w:hAnsiTheme="majorHAnsi" w:cstheme="majorBidi"/>
       <w:sz w:val="56"/>
       <w:szCs w:val="56"/>
     </w:rPr>
@@ -3638,7 +3018,7 @@
       <w:szCs w:val="28"/>
     </w:rPr>
   </w:style>
-  <w:style w:type="character" w:styleId="SubtitleChar" w:customStyle="1">
+  <w:style w:type="character" w:customStyle="1" w:styleId="SubtitleChar">
     <w:name w:val="Subtitle Char"/>
     <w:basedOn w:val="DefaultParagraphFont"/>
     <w:link w:val="Subtitle"/>
@@ -3652,7 +3032,7 @@
       <w:szCs w:val="28"/>
     </w:rPr>
   </w:style>
-  <w:style w:type="paragraph" w:styleId="Author" w:customStyle="1">
+  <w:style w:type="paragraph" w:customStyle="1" w:styleId="Author">
     <w:name w:val="Author"/>
     <w:basedOn w:val="Title"/>
     <w:next w:val="BodyText"/>
@@ -3680,7 +3060,7 @@
       <w:szCs w:val="24"/>
     </w:rPr>
   </w:style>
-  <w:style w:type="paragraph" w:styleId="AbstractTitle" w:customStyle="1">
+  <w:style w:type="paragraph" w:customStyle="1" w:styleId="AbstractTitle">
     <w:name w:val="Abstract Title"/>
     <w:basedOn w:val="Normal"/>
     <w:next w:val="Abstract"/>
@@ -3697,7 +3077,7 @@
       <w:szCs w:val="20"/>
     </w:rPr>
   </w:style>
-  <w:style w:type="paragraph" w:styleId="Abstract" w:customStyle="1">
+  <w:style w:type="paragraph" w:customStyle="1" w:styleId="Abstract">
     <w:name w:val="Abstract"/>
     <w:basedOn w:val="Normal"/>
     <w:next w:val="BodyText"/>
@@ -3717,20 +3097,20 @@
     <w:basedOn w:val="Normal"/>
     <w:qFormat/>
   </w:style>
-  <w:style w:type="character" w:styleId="Heading1Char" w:customStyle="1">
+  <w:style w:type="character" w:customStyle="1" w:styleId="Heading1Char">
     <w:name w:val="Heading 1 Char"/>
     <w:basedOn w:val="DefaultParagraphFont"/>
     <w:link w:val="Heading1"/>
     <w:uiPriority w:val="9"/>
     <w:rsid w:val="00A10FD9"/>
     <w:rPr>
-      <w:rFonts w:asciiTheme="majorHAnsi" w:hAnsiTheme="majorHAnsi" w:eastAsiaTheme="majorEastAsia" w:cstheme="majorBidi"/>
+      <w:rFonts w:asciiTheme="majorHAnsi" w:eastAsiaTheme="majorEastAsia" w:hAnsiTheme="majorHAnsi" w:cstheme="majorBidi"/>
       <w:color w:val="0F4761" w:themeColor="accent1" w:themeShade="BF"/>
       <w:sz w:val="40"/>
       <w:szCs w:val="40"/>
     </w:rPr>
   </w:style>
-  <w:style w:type="character" w:styleId="Heading2Char" w:customStyle="1">
+  <w:style w:type="character" w:customStyle="1" w:styleId="Heading2Char">
     <w:name w:val="Heading 2 Char"/>
     <w:basedOn w:val="DefaultParagraphFont"/>
     <w:link w:val="Heading2"/>
@@ -3738,13 +3118,13 @@
     <w:semiHidden/>
     <w:rsid w:val="00A10FD9"/>
     <w:rPr>
-      <w:rFonts w:asciiTheme="majorHAnsi" w:hAnsiTheme="majorHAnsi" w:eastAsiaTheme="majorEastAsia" w:cstheme="majorBidi"/>
+      <w:rFonts w:asciiTheme="majorHAnsi" w:eastAsiaTheme="majorEastAsia" w:hAnsiTheme="majorHAnsi" w:cstheme="majorBidi"/>
       <w:color w:val="0F4761" w:themeColor="accent1" w:themeShade="BF"/>
       <w:sz w:val="32"/>
       <w:szCs w:val="32"/>
     </w:rPr>
   </w:style>
-  <w:style w:type="character" w:styleId="Heading3Char" w:customStyle="1">
+  <w:style w:type="character" w:customStyle="1" w:styleId="Heading3Char">
     <w:name w:val="Heading 3 Char"/>
     <w:basedOn w:val="DefaultParagraphFont"/>
     <w:link w:val="Heading3"/>
@@ -3758,7 +3138,7 @@
       <w:szCs w:val="28"/>
     </w:rPr>
   </w:style>
-  <w:style w:type="character" w:styleId="Heading4Char" w:customStyle="1">
+  <w:style w:type="character" w:customStyle="1" w:styleId="Heading4Char">
     <w:name w:val="Heading 4 Char"/>
     <w:basedOn w:val="DefaultParagraphFont"/>
     <w:link w:val="Heading4"/>
@@ -3772,7 +3152,7 @@
       <w:color w:val="0F4761" w:themeColor="accent1" w:themeShade="BF"/>
     </w:rPr>
   </w:style>
-  <w:style w:type="character" w:styleId="Heading5Char" w:customStyle="1">
+  <w:style w:type="character" w:customStyle="1" w:styleId="Heading5Char">
     <w:name w:val="Heading 5 Char"/>
     <w:basedOn w:val="DefaultParagraphFont"/>
     <w:link w:val="Heading5"/>
@@ -3784,7 +3164,7 @@
       <w:color w:val="0F4761" w:themeColor="accent1" w:themeShade="BF"/>
     </w:rPr>
   </w:style>
-  <w:style w:type="character" w:styleId="Heading6Char" w:customStyle="1">
+  <w:style w:type="character" w:customStyle="1" w:styleId="Heading6Char">
     <w:name w:val="Heading 6 Char"/>
     <w:basedOn w:val="DefaultParagraphFont"/>
     <w:link w:val="Heading6"/>
@@ -3798,7 +3178,7 @@
       <w:color w:val="595959" w:themeColor="text1" w:themeTint="A6"/>
     </w:rPr>
   </w:style>
-  <w:style w:type="character" w:styleId="Heading7Char" w:customStyle="1">
+  <w:style w:type="character" w:customStyle="1" w:styleId="Heading7Char">
     <w:name w:val="Heading 7 Char"/>
     <w:basedOn w:val="DefaultParagraphFont"/>
     <w:link w:val="Heading7"/>
@@ -3810,7 +3190,7 @@
       <w:color w:val="595959" w:themeColor="text1" w:themeTint="A6"/>
     </w:rPr>
   </w:style>
-  <w:style w:type="character" w:styleId="Heading8Char" w:customStyle="1">
+  <w:style w:type="character" w:customStyle="1" w:styleId="Heading8Char">
     <w:name w:val="Heading 8 Char"/>
     <w:basedOn w:val="DefaultParagraphFont"/>
     <w:link w:val="Heading8"/>
@@ -3824,7 +3204,7 @@
       <w:color w:val="272727" w:themeColor="text1" w:themeTint="D8"/>
     </w:rPr>
   </w:style>
-  <w:style w:type="character" w:styleId="Heading9Char" w:customStyle="1">
+  <w:style w:type="character" w:customStyle="1" w:styleId="Heading9Char">
     <w:name w:val="Heading 9 Char"/>
     <w:basedOn w:val="DefaultParagraphFont"/>
     <w:link w:val="Heading9"/>
@@ -3855,7 +3235,7 @@
     <w:unhideWhenUsed/>
     <w:qFormat/>
   </w:style>
-  <w:style w:type="paragraph" w:styleId="FootnoteBlockText" w:customStyle="1">
+  <w:style w:type="paragraph" w:customStyle="1" w:styleId="FootnoteBlockText">
     <w:name w:val="Footnote Block Text"/>
     <w:basedOn w:val="FootnoteText"/>
     <w:next w:val="FootnoteText"/>
@@ -3867,7 +3247,7 @@
       <w:ind w:left="480" w:right="480"/>
     </w:pPr>
   </w:style>
-  <w:style w:type="table" w:styleId="Table" w:customStyle="1">
+  <w:style w:type="table" w:customStyle="1" w:styleId="Table">
     <w:name w:val="Table"/>
     <w:semiHidden/>
     <w:unhideWhenUsed/>
@@ -3890,13 +3270,13 @@
       </w:trPr>
       <w:tcPr>
         <w:tcBorders>
-          <w:bottom w:val="single" w:color="auto" w:sz="0" w:space="0"/>
+          <w:bottom w:val="single" w:sz="0" w:space="0" w:color="auto"/>
         </w:tcBorders>
         <w:vAlign w:val="bottom"/>
       </w:tcPr>
     </w:tblStylePr>
   </w:style>
-  <w:style w:type="paragraph" w:styleId="DefinitionTerm" w:customStyle="1">
+  <w:style w:type="paragraph" w:customStyle="1" w:styleId="DefinitionTerm">
     <w:name w:val="Definition Term"/>
     <w:basedOn w:val="Normal"/>
     <w:next w:val="Definition"/>
@@ -3909,7 +3289,7 @@
       <w:b/>
     </w:rPr>
   </w:style>
-  <w:style w:type="paragraph" w:styleId="Definition" w:customStyle="1">
+  <w:style w:type="paragraph" w:customStyle="1" w:styleId="Definition">
     <w:name w:val="Definition"/>
     <w:basedOn w:val="Normal"/>
   </w:style>
@@ -3924,34 +3304,34 @@
       <w:i/>
     </w:rPr>
   </w:style>
-  <w:style w:type="paragraph" w:styleId="TableCaption" w:customStyle="1">
+  <w:style w:type="paragraph" w:customStyle="1" w:styleId="TableCaption">
     <w:name w:val="Table Caption"/>
     <w:basedOn w:val="Caption"/>
     <w:pPr>
       <w:keepNext/>
     </w:pPr>
   </w:style>
-  <w:style w:type="paragraph" w:styleId="ImageCaption" w:customStyle="1">
+  <w:style w:type="paragraph" w:customStyle="1" w:styleId="ImageCaption">
     <w:name w:val="Image Caption"/>
     <w:basedOn w:val="Caption"/>
   </w:style>
-  <w:style w:type="paragraph" w:styleId="Figure" w:customStyle="1">
+  <w:style w:type="paragraph" w:customStyle="1" w:styleId="Figure">
     <w:name w:val="Figure"/>
     <w:basedOn w:val="Normal"/>
   </w:style>
-  <w:style w:type="paragraph" w:styleId="CaptionedFigure" w:customStyle="1">
+  <w:style w:type="paragraph" w:customStyle="1" w:styleId="CaptionedFigure">
     <w:name w:val="Captioned Figure"/>
     <w:basedOn w:val="Figure"/>
     <w:pPr>
       <w:keepNext/>
     </w:pPr>
   </w:style>
-  <w:style w:type="character" w:styleId="CaptionChar" w:customStyle="1">
+  <w:style w:type="character" w:customStyle="1" w:styleId="CaptionChar">
     <w:name w:val="Caption Char"/>
     <w:basedOn w:val="DefaultParagraphFont"/>
     <w:link w:val="Caption"/>
   </w:style>
-  <w:style w:type="character" w:styleId="VerbatimChar" w:customStyle="1">
+  <w:style w:type="character" w:customStyle="1" w:styleId="VerbatimChar">
     <w:name w:val="Verbatim Char"/>
     <w:basedOn w:val="CaptionChar"/>
     <w:link w:val="SourceCode"/>
@@ -3960,7 +3340,7 @@
       <w:sz w:val="22"/>
     </w:rPr>
   </w:style>
-  <w:style w:type="character" w:styleId="SectionNumber" w:customStyle="1">
+  <w:style w:type="character" w:customStyle="1" w:styleId="SectionNumber">
     <w:name w:val="Section Number"/>
     <w:basedOn w:val="CaptionChar"/>
   </w:style>
@@ -3990,7 +3370,7 @@
       <w:outlineLvl w:val="9"/>
     </w:pPr>
   </w:style>
-  <w:style w:type="paragraph" w:styleId="SourceCode" w:customStyle="1">
+  <w:style w:type="paragraph" w:customStyle="1" w:styleId="SourceCode">
     <w:name w:val="Source Code"/>
     <w:basedOn w:val="Normal"/>
     <w:link w:val="VerbatimChar"/>
@@ -3998,7 +3378,7 @@
       <w:wordWrap w:val="0"/>
     </w:pPr>
   </w:style>
-  <w:style w:type="character" w:styleId="KeywordTok" w:customStyle="1">
+  <w:style w:type="character" w:customStyle="1" w:styleId="KeywordTok">
     <w:name w:val="KeywordTok"/>
     <w:basedOn w:val="VerbatimChar"/>
     <w:rPr>
@@ -4008,7 +3388,7 @@
       <w:sz w:val="22"/>
     </w:rPr>
   </w:style>
-  <w:style w:type="character" w:styleId="DataTypeTok" w:customStyle="1">
+  <w:style w:type="character" w:customStyle="1" w:styleId="DataTypeTok">
     <w:name w:val="DataTypeTok"/>
     <w:basedOn w:val="VerbatimChar"/>
     <w:rPr>
@@ -4017,7 +3397,7 @@
       <w:sz w:val="22"/>
     </w:rPr>
   </w:style>
-  <w:style w:type="character" w:styleId="DecValTok" w:customStyle="1">
+  <w:style w:type="character" w:customStyle="1" w:styleId="DecValTok">
     <w:name w:val="DecValTok"/>
     <w:basedOn w:val="VerbatimChar"/>
     <w:rPr>
@@ -4026,7 +3406,7 @@
       <w:sz w:val="22"/>
     </w:rPr>
   </w:style>
-  <w:style w:type="character" w:styleId="BaseNTok" w:customStyle="1">
+  <w:style w:type="character" w:customStyle="1" w:styleId="BaseNTok">
     <w:name w:val="BaseNTok"/>
     <w:basedOn w:val="VerbatimChar"/>
     <w:rPr>
@@ -4035,7 +3415,7 @@
       <w:sz w:val="22"/>
     </w:rPr>
   </w:style>
-  <w:style w:type="character" w:styleId="FloatTok" w:customStyle="1">
+  <w:style w:type="character" w:customStyle="1" w:styleId="FloatTok">
     <w:name w:val="FloatTok"/>
     <w:basedOn w:val="VerbatimChar"/>
     <w:rPr>
@@ -4044,7 +3424,7 @@
       <w:sz w:val="22"/>
     </w:rPr>
   </w:style>
-  <w:style w:type="character" w:styleId="ConstantTok" w:customStyle="1">
+  <w:style w:type="character" w:customStyle="1" w:styleId="ConstantTok">
     <w:name w:val="ConstantTok"/>
     <w:basedOn w:val="VerbatimChar"/>
     <w:rPr>
@@ -4053,7 +3433,7 @@
       <w:sz w:val="22"/>
     </w:rPr>
   </w:style>
-  <w:style w:type="character" w:styleId="CharTok" w:customStyle="1">
+  <w:style w:type="character" w:customStyle="1" w:styleId="CharTok">
     <w:name w:val="CharTok"/>
     <w:basedOn w:val="VerbatimChar"/>
     <w:rPr>
@@ -4062,7 +3442,7 @@
       <w:sz w:val="22"/>
     </w:rPr>
   </w:style>
-  <w:style w:type="character" w:styleId="SpecialCharTok" w:customStyle="1">
+  <w:style w:type="character" w:customStyle="1" w:styleId="SpecialCharTok">
     <w:name w:val="SpecialCharTok"/>
     <w:basedOn w:val="VerbatimChar"/>
     <w:rPr>
@@ -4071,7 +3451,7 @@
       <w:sz w:val="22"/>
     </w:rPr>
   </w:style>
-  <w:style w:type="character" w:styleId="StringTok" w:customStyle="1">
+  <w:style w:type="character" w:customStyle="1" w:styleId="StringTok">
     <w:name w:val="StringTok"/>
     <w:basedOn w:val="VerbatimChar"/>
     <w:rPr>
@@ -4080,7 +3460,7 @@
       <w:sz w:val="22"/>
     </w:rPr>
   </w:style>
-  <w:style w:type="character" w:styleId="VerbatimStringTok" w:customStyle="1">
+  <w:style w:type="character" w:customStyle="1" w:styleId="VerbatimStringTok">
     <w:name w:val="VerbatimStringTok"/>
     <w:basedOn w:val="VerbatimChar"/>
     <w:rPr>
@@ -4089,7 +3469,7 @@
       <w:sz w:val="22"/>
     </w:rPr>
   </w:style>
-  <w:style w:type="character" w:styleId="SpecialStringTok" w:customStyle="1">
+  <w:style w:type="character" w:customStyle="1" w:styleId="SpecialStringTok">
     <w:name w:val="SpecialStringTok"/>
     <w:basedOn w:val="VerbatimChar"/>
     <w:rPr>
@@ -4098,7 +3478,7 @@
       <w:sz w:val="22"/>
     </w:rPr>
   </w:style>
-  <w:style w:type="character" w:styleId="ImportTok" w:customStyle="1">
+  <w:style w:type="character" w:customStyle="1" w:styleId="ImportTok">
     <w:name w:val="ImportTok"/>
     <w:basedOn w:val="VerbatimChar"/>
     <w:rPr>
@@ -4108,7 +3488,7 @@
       <w:sz w:val="22"/>
     </w:rPr>
   </w:style>
-  <w:style w:type="character" w:styleId="CommentTok" w:customStyle="1">
+  <w:style w:type="character" w:customStyle="1" w:styleId="CommentTok">
     <w:name w:val="CommentTok"/>
     <w:basedOn w:val="VerbatimChar"/>
     <w:rPr>
@@ -4118,7 +3498,7 @@
       <w:sz w:val="22"/>
     </w:rPr>
   </w:style>
-  <w:style w:type="character" w:styleId="DocumentationTok" w:customStyle="1">
+  <w:style w:type="character" w:customStyle="1" w:styleId="DocumentationTok">
     <w:name w:val="DocumentationTok"/>
     <w:basedOn w:val="VerbatimChar"/>
     <w:rPr>
@@ -4128,7 +3508,7 @@
       <w:sz w:val="22"/>
     </w:rPr>
   </w:style>
-  <w:style w:type="character" w:styleId="AnnotationTok" w:customStyle="1">
+  <w:style w:type="character" w:customStyle="1" w:styleId="AnnotationTok">
     <w:name w:val="AnnotationTok"/>
     <w:basedOn w:val="VerbatimChar"/>
     <w:rPr>
@@ -4139,7 +3519,7 @@
       <w:sz w:val="22"/>
     </w:rPr>
   </w:style>
-  <w:style w:type="character" w:styleId="CommentVarTok" w:customStyle="1">
+  <w:style w:type="character" w:customStyle="1" w:styleId="CommentVarTok">
     <w:name w:val="CommentVarTok"/>
     <w:basedOn w:val="VerbatimChar"/>
     <w:rPr>
@@ -4150,7 +3530,7 @@
       <w:sz w:val="22"/>
     </w:rPr>
   </w:style>
-  <w:style w:type="character" w:styleId="OtherTok" w:customStyle="1">
+  <w:style w:type="character" w:customStyle="1" w:styleId="OtherTok">
     <w:name w:val="OtherTok"/>
     <w:basedOn w:val="VerbatimChar"/>
     <w:rPr>
@@ -4159,7 +3539,7 @@
       <w:sz w:val="22"/>
     </w:rPr>
   </w:style>
-  <w:style w:type="character" w:styleId="FunctionTok" w:customStyle="1">
+  <w:style w:type="character" w:customStyle="1" w:styleId="FunctionTok">
     <w:name w:val="FunctionTok"/>
     <w:basedOn w:val="VerbatimChar"/>
     <w:rPr>
@@ -4168,7 +3548,7 @@
       <w:sz w:val="22"/>
     </w:rPr>
   </w:style>
-  <w:style w:type="character" w:styleId="VariableTok" w:customStyle="1">
+  <w:style w:type="character" w:customStyle="1" w:styleId="VariableTok">
     <w:name w:val="VariableTok"/>
     <w:basedOn w:val="VerbatimChar"/>
     <w:rPr>
@@ -4177,7 +3557,7 @@
       <w:sz w:val="22"/>
     </w:rPr>
   </w:style>
-  <w:style w:type="character" w:styleId="ControlFlowTok" w:customStyle="1">
+  <w:style w:type="character" w:customStyle="1" w:styleId="ControlFlowTok">
     <w:name w:val="ControlFlowTok"/>
     <w:basedOn w:val="VerbatimChar"/>
     <w:rPr>
@@ -4187,7 +3567,7 @@
       <w:sz w:val="22"/>
     </w:rPr>
   </w:style>
-  <w:style w:type="character" w:styleId="OperatorTok" w:customStyle="1">
+  <w:style w:type="character" w:customStyle="1" w:styleId="OperatorTok">
     <w:name w:val="OperatorTok"/>
     <w:basedOn w:val="VerbatimChar"/>
     <w:rPr>
@@ -4196,7 +3576,7 @@
       <w:sz w:val="22"/>
     </w:rPr>
   </w:style>
-  <w:style w:type="character" w:styleId="BuiltInTok" w:customStyle="1">
+  <w:style w:type="character" w:customStyle="1" w:styleId="BuiltInTok">
     <w:name w:val="BuiltInTok"/>
     <w:basedOn w:val="VerbatimChar"/>
     <w:rPr>
@@ -4205,7 +3585,7 @@
       <w:sz w:val="22"/>
     </w:rPr>
   </w:style>
-  <w:style w:type="character" w:styleId="ExtensionTok" w:customStyle="1">
+  <w:style w:type="character" w:customStyle="1" w:styleId="ExtensionTok">
     <w:name w:val="ExtensionTok"/>
     <w:basedOn w:val="VerbatimChar"/>
     <w:rPr>
@@ -4213,7 +3593,7 @@
       <w:sz w:val="22"/>
     </w:rPr>
   </w:style>
-  <w:style w:type="character" w:styleId="PreprocessorTok" w:customStyle="1">
+  <w:style w:type="character" w:customStyle="1" w:styleId="PreprocessorTok">
     <w:name w:val="PreprocessorTok"/>
     <w:basedOn w:val="VerbatimChar"/>
     <w:rPr>
@@ -4222,7 +3602,7 @@
       <w:sz w:val="22"/>
     </w:rPr>
   </w:style>
-  <w:style w:type="character" w:styleId="AttributeTok" w:customStyle="1">
+  <w:style w:type="character" w:customStyle="1" w:styleId="AttributeTok">
     <w:name w:val="AttributeTok"/>
     <w:basedOn w:val="VerbatimChar"/>
     <w:rPr>
@@ -4231,7 +3611,7 @@
       <w:sz w:val="22"/>
     </w:rPr>
   </w:style>
-  <w:style w:type="character" w:styleId="RegionMarkerTok" w:customStyle="1">
+  <w:style w:type="character" w:customStyle="1" w:styleId="RegionMarkerTok">
     <w:name w:val="RegionMarkerTok"/>
     <w:basedOn w:val="VerbatimChar"/>
     <w:rPr>
@@ -4239,7 +3619,7 @@
       <w:sz w:val="22"/>
     </w:rPr>
   </w:style>
-  <w:style w:type="character" w:styleId="InformationTok" w:customStyle="1">
+  <w:style w:type="character" w:customStyle="1" w:styleId="InformationTok">
     <w:name w:val="InformationTok"/>
     <w:basedOn w:val="VerbatimChar"/>
     <w:rPr>
@@ -4250,7 +3630,7 @@
       <w:sz w:val="22"/>
     </w:rPr>
   </w:style>
-  <w:style w:type="character" w:styleId="WarningTok" w:customStyle="1">
+  <w:style w:type="character" w:customStyle="1" w:styleId="WarningTok">
     <w:name w:val="WarningTok"/>
     <w:basedOn w:val="VerbatimChar"/>
     <w:rPr>
@@ -4261,7 +3641,7 @@
       <w:sz w:val="22"/>
     </w:rPr>
   </w:style>
-  <w:style w:type="character" w:styleId="AlertTok" w:customStyle="1">
+  <w:style w:type="character" w:customStyle="1" w:styleId="AlertTok">
     <w:name w:val="AlertTok"/>
     <w:basedOn w:val="VerbatimChar"/>
     <w:rPr>
@@ -4271,7 +3651,7 @@
       <w:sz w:val="22"/>
     </w:rPr>
   </w:style>
-  <w:style w:type="character" w:styleId="ErrorTok" w:customStyle="1">
+  <w:style w:type="character" w:customStyle="1" w:styleId="ErrorTok">
     <w:name w:val="ErrorTok"/>
     <w:basedOn w:val="VerbatimChar"/>
     <w:rPr>
@@ -4281,7 +3661,7 @@
       <w:sz w:val="22"/>
     </w:rPr>
   </w:style>
-  <w:style w:type="character" w:styleId="NormalTok" w:customStyle="1">
+  <w:style w:type="character" w:customStyle="1" w:styleId="NormalTok">
     <w:name w:val="NormalTok"/>
     <w:basedOn w:val="VerbatimChar"/>
     <w:rPr>
@@ -4298,7 +3678,7 @@
 </file>
 
 <file path=word/theme/theme1.xml><?xml version="1.0" encoding="utf-8"?>
-<a:theme xmlns:a="http://schemas.openxmlformats.org/drawingml/2006/main" xmlns:thm15="http://schemas.microsoft.com/office/thememl/2012/main" name="Office Theme">
+<a:theme xmlns:a="http://schemas.openxmlformats.org/drawingml/2006/main" name="Office Theme">
   <a:themeElements>
     <a:clrScheme name="Office">
       <a:dk1>
